--- a/files/ЛР_3/tns_otchet3.docx
+++ b/files/ЛР_3/tns_otchet3.docx
@@ -1,6 +1,6 @@
 
 <file path=word/document.xml><?xml version="1.0" encoding="utf-8"?>
-<w:document xmlns:ve="http://schemas.openxmlformats.org/markup-compatibility/2006" xmlns:o="urn:schemas-microsoft-com:office:office" xmlns:r="http://schemas.openxmlformats.org/officeDocument/2006/relationships" xmlns:m="http://schemas.openxmlformats.org/officeDocument/2006/math" xmlns:v="urn:schemas-microsoft-com:vml" xmlns:wp="http://schemas.openxmlformats.org/drawingml/2006/wordprocessingDrawing" xmlns:w10="urn:schemas-microsoft-com:office:word" xmlns:w="http://schemas.openxmlformats.org/wordprocessingml/2006/main" xmlns:wne="http://schemas.microsoft.com/office/word/2006/wordml">
+<w:document xmlns:wpc="http://schemas.microsoft.com/office/word/2010/wordprocessingCanvas" xmlns:cx="http://schemas.microsoft.com/office/drawing/2014/chartex" xmlns:cx1="http://schemas.microsoft.com/office/drawing/2015/9/8/chartex" xmlns:cx2="http://schemas.microsoft.com/office/drawing/2015/10/21/chartex" xmlns:cx3="http://schemas.microsoft.com/office/drawing/2016/5/9/chartex" xmlns:cx4="http://schemas.microsoft.com/office/drawing/2016/5/10/chartex" xmlns:cx5="http://schemas.microsoft.com/office/drawing/2016/5/11/chartex" xmlns:cx6="http://schemas.microsoft.com/office/drawing/2016/5/12/chartex" xmlns:cx7="http://schemas.microsoft.com/office/drawing/2016/5/13/chartex" xmlns:cx8="http://schemas.microsoft.com/office/drawing/2016/5/14/chartex" xmlns:mc="http://schemas.openxmlformats.org/markup-compatibility/2006" xmlns:aink="http://schemas.microsoft.com/office/drawing/2016/ink" xmlns:am3d="http://schemas.microsoft.com/office/drawing/2017/model3d" xmlns:o="urn:schemas-microsoft-com:office:office" xmlns:oel="http://schemas.microsoft.com/office/2019/extlst" xmlns:r="http://schemas.openxmlformats.org/officeDocument/2006/relationships" xmlns:m="http://schemas.openxmlformats.org/officeDocument/2006/math" xmlns:v="urn:schemas-microsoft-com:vml" xmlns:wp14="http://schemas.microsoft.com/office/word/2010/wordprocessingDrawing" xmlns:wp="http://schemas.openxmlformats.org/drawingml/2006/wordprocessingDrawing" xmlns:w10="urn:schemas-microsoft-com:office:word" xmlns:w="http://schemas.openxmlformats.org/wordprocessingml/2006/main" xmlns:w14="http://schemas.microsoft.com/office/word/2010/wordml" xmlns:w15="http://schemas.microsoft.com/office/word/2012/wordml" xmlns:w16cex="http://schemas.microsoft.com/office/word/2018/wordml/cex" xmlns:w16cid="http://schemas.microsoft.com/office/word/2016/wordml/cid" xmlns:w16="http://schemas.microsoft.com/office/word/2018/wordml" xmlns:w16du="http://schemas.microsoft.com/office/word/2023/wordml/word16du" xmlns:w16sdtdh="http://schemas.microsoft.com/office/word/2020/wordml/sdtdatahash" xmlns:w16sdtfl="http://schemas.microsoft.com/office/word/2024/wordml/sdtformatlock" xmlns:w16se="http://schemas.microsoft.com/office/word/2015/wordml/symex" xmlns:wpg="http://schemas.microsoft.com/office/word/2010/wordprocessingGroup" xmlns:wpi="http://schemas.microsoft.com/office/word/2010/wordprocessingInk" xmlns:wne="http://schemas.microsoft.com/office/word/2006/wordml" xmlns:wps="http://schemas.microsoft.com/office/word/2010/wordprocessingShape" mc:Ignorable="w14 w15 w16se w16cid w16 w16cex w16sdtdh w16sdtfl w16du wp14">
   <w:body>
     <w:p>
       <w:pPr>
@@ -24,7 +24,7 @@
     </w:p>
     <w:p>
       <w:pPr>
-        <w:pStyle w:val="a5"/>
+        <w:pStyle w:val="BodyText"/>
       </w:pPr>
       <w:r>
         <w:t>«</w:t>
@@ -53,7 +53,7 @@
     </w:p>
     <w:p>
       <w:pPr>
-        <w:pStyle w:val="a5"/>
+        <w:pStyle w:val="BodyText"/>
       </w:pPr>
       <w:r>
         <w:t xml:space="preserve">для </w:t>
@@ -87,7 +87,73 @@
           <w:sz w:val="22"/>
           <w:szCs w:val="22"/>
         </w:rPr>
-        <w:t xml:space="preserve">студента </w:t>
+        <w:t>студента</w:t>
+      </w:r>
+      <w:r>
+        <w:rPr>
+          <w:sz w:val="22"/>
+          <w:szCs w:val="22"/>
+        </w:rPr>
+        <w:t xml:space="preserve"> Донецкова Андрея Дмитриевича</w:t>
+      </w:r>
+      <w:r>
+        <w:rPr>
+          <w:sz w:val="22"/>
+          <w:szCs w:val="22"/>
+        </w:rPr>
+        <w:tab/>
+      </w:r>
+      <w:r>
+        <w:rPr>
+          <w:sz w:val="22"/>
+          <w:szCs w:val="22"/>
+        </w:rPr>
+        <w:t>групп</w:t>
+      </w:r>
+      <w:r>
+        <w:rPr>
+          <w:sz w:val="22"/>
+          <w:szCs w:val="22"/>
+        </w:rPr>
+        <w:t>ы Б23-215</w:t>
+      </w:r>
+      <w:r>
+        <w:rPr>
+          <w:sz w:val="22"/>
+          <w:szCs w:val="22"/>
+        </w:rPr>
+        <w:t xml:space="preserve">. </w:t>
+      </w:r>
+    </w:p>
+    <w:p>
+      <w:pPr>
+        <w:rPr>
+          <w:sz w:val="22"/>
+          <w:szCs w:val="22"/>
+        </w:rPr>
+      </w:pPr>
+      <w:r>
+        <w:rPr>
+          <w:sz w:val="22"/>
+          <w:szCs w:val="22"/>
+        </w:rPr>
+        <w:t xml:space="preserve">Дата </w:t>
+      </w:r>
+      <w:proofErr w:type="gramStart"/>
+      <w:r>
+        <w:rPr>
+          <w:sz w:val="22"/>
+          <w:szCs w:val="22"/>
+        </w:rPr>
+        <w:t>сдачи:_</w:t>
+      </w:r>
+      <w:proofErr w:type="gramEnd"/>
+      <w:r>
+        <w:rPr>
+          <w:sz w:val="22"/>
+          <w:szCs w:val="22"/>
+        </w:rPr>
+        <w:t>_________</w:t>
       </w:r>
       <w:r>
         <w:rPr>
@@ -95,61 +161,62 @@
           <w:szCs w:val="22"/>
           <w:u w:val="single"/>
         </w:rPr>
-        <w:t xml:space="preserve">                                    </w:t>
-      </w:r>
-      <w:r>
-        <w:rPr>
-          <w:sz w:val="22"/>
-          <w:szCs w:val="22"/>
-        </w:rPr>
-        <w:t xml:space="preserve"> группы</w:t>
+        <w:t xml:space="preserve"> </w:t>
+      </w:r>
+    </w:p>
+    <w:p>
+      <w:pPr>
+        <w:rPr>
+          <w:sz w:val="22"/>
+          <w:szCs w:val="22"/>
+        </w:rPr>
+      </w:pPr>
+      <w:r>
+        <w:rPr>
+          <w:sz w:val="22"/>
+          <w:szCs w:val="22"/>
+        </w:rPr>
+        <w:t xml:space="preserve">Ведущий </w:t>
       </w:r>
       <w:proofErr w:type="gramStart"/>
       <w:r>
         <w:rPr>
           <w:sz w:val="22"/>
           <w:szCs w:val="22"/>
+        </w:rPr>
+        <w:t xml:space="preserve">преподаватель: </w:t>
+      </w:r>
+      <w:r>
+        <w:rPr>
+          <w:sz w:val="22"/>
+          <w:szCs w:val="22"/>
           <w:u w:val="single"/>
         </w:rPr>
-        <w:t xml:space="preserve">                      </w:t>
-      </w:r>
-      <w:r>
-        <w:rPr>
-          <w:sz w:val="22"/>
-          <w:szCs w:val="22"/>
-        </w:rPr>
-        <w:t>.</w:t>
+        <w:t xml:space="preserve">  </w:t>
       </w:r>
       <w:proofErr w:type="gramEnd"/>
       <w:r>
         <w:rPr>
           <w:sz w:val="22"/>
           <w:szCs w:val="22"/>
-        </w:rPr>
-        <w:t xml:space="preserve"> Дата сдачи:__________</w:t>
-      </w:r>
-      <w:r>
-        <w:rPr>
-          <w:sz w:val="22"/>
-          <w:szCs w:val="22"/>
           <w:u w:val="single"/>
         </w:rPr>
+        <w:t xml:space="preserve">                            </w:t>
+      </w:r>
+      <w:r>
+        <w:rPr>
+          <w:sz w:val="22"/>
+          <w:szCs w:val="22"/>
+        </w:rPr>
         <w:t xml:space="preserve"> </w:t>
       </w:r>
-    </w:p>
-    <w:p>
-      <w:pPr>
-        <w:rPr>
-          <w:sz w:val="22"/>
-          <w:szCs w:val="22"/>
-        </w:rPr>
-      </w:pPr>
-      <w:r>
-        <w:rPr>
-          <w:sz w:val="22"/>
-          <w:szCs w:val="22"/>
-        </w:rPr>
-        <w:t xml:space="preserve">Ведущий преподаватель: </w:t>
+      <w:proofErr w:type="gramStart"/>
+      <w:r>
+        <w:rPr>
+          <w:sz w:val="22"/>
+          <w:szCs w:val="22"/>
+        </w:rPr>
+        <w:t xml:space="preserve">оценка: </w:t>
       </w:r>
       <w:r>
         <w:rPr>
@@ -157,29 +224,39 @@
           <w:szCs w:val="22"/>
           <w:u w:val="single"/>
         </w:rPr>
-        <w:t xml:space="preserve">                              </w:t>
-      </w:r>
-      <w:r>
-        <w:rPr>
-          <w:sz w:val="22"/>
-          <w:szCs w:val="22"/>
-        </w:rPr>
-        <w:t xml:space="preserve"> оценка: </w:t>
-      </w:r>
+        <w:t xml:space="preserve">  </w:t>
+      </w:r>
+      <w:proofErr w:type="gramEnd"/>
       <w:r>
         <w:rPr>
           <w:sz w:val="22"/>
           <w:szCs w:val="22"/>
           <w:u w:val="single"/>
         </w:rPr>
-        <w:t xml:space="preserve">            </w:t>
-      </w:r>
-      <w:r>
-        <w:rPr>
-          <w:sz w:val="22"/>
-          <w:szCs w:val="22"/>
-        </w:rPr>
-        <w:t xml:space="preserve"> подпись:_______</w:t>
+        <w:t xml:space="preserve">          </w:t>
+      </w:r>
+      <w:r>
+        <w:rPr>
+          <w:sz w:val="22"/>
+          <w:szCs w:val="22"/>
+        </w:rPr>
+        <w:t xml:space="preserve"> </w:t>
+      </w:r>
+      <w:proofErr w:type="gramStart"/>
+      <w:r>
+        <w:rPr>
+          <w:sz w:val="22"/>
+          <w:szCs w:val="22"/>
+        </w:rPr>
+        <w:t>подпись:_</w:t>
+      </w:r>
+      <w:proofErr w:type="gramEnd"/>
+      <w:r>
+        <w:rPr>
+          <w:sz w:val="22"/>
+          <w:szCs w:val="22"/>
+        </w:rPr>
+        <w:t>______</w:t>
       </w:r>
     </w:p>
     <w:p>
@@ -204,7 +281,14 @@
           <w:sz w:val="22"/>
           <w:szCs w:val="22"/>
         </w:rPr>
-        <w:t>Вариант №_______</w:t>
+        <w:t xml:space="preserve">Вариант </w:t>
+      </w:r>
+      <w:r>
+        <w:rPr>
+          <w:sz w:val="22"/>
+          <w:szCs w:val="22"/>
+        </w:rPr>
+        <w:t>№9</w:t>
       </w:r>
     </w:p>
     <w:p>
@@ -320,7 +404,7 @@
           <w:insideH w:val="single" w:sz="4" w:space="0" w:color="auto"/>
           <w:insideV w:val="single" w:sz="4" w:space="0" w:color="auto"/>
         </w:tblBorders>
-        <w:tblLook w:val="01E0"/>
+        <w:tblLook w:val="01E0" w:firstRow="1" w:lastRow="1" w:firstColumn="1" w:lastColumn="1" w:noHBand="0" w:noVBand="0"/>
       </w:tblPr>
       <w:tblGrid>
         <w:gridCol w:w="1560"/>
@@ -437,8 +521,18 @@
                 <w:rFonts w:ascii="Arial" w:hAnsi="Arial" w:cs="Arial"/>
                 <w:sz w:val="20"/>
                 <w:szCs w:val="20"/>
-              </w:rPr>
-            </w:pPr>
+                <w:lang w:val="en-US"/>
+              </w:rPr>
+            </w:pPr>
+            <w:r>
+              <w:rPr>
+                <w:rFonts w:ascii="Arial" w:hAnsi="Arial" w:cs="Arial"/>
+                <w:sz w:val="20"/>
+                <w:szCs w:val="20"/>
+                <w:lang w:val="en-US"/>
+              </w:rPr>
+              <w:t>2</w:t>
+            </w:r>
           </w:p>
         </w:tc>
         <w:tc>
@@ -453,8 +547,18 @@
                 <w:rFonts w:ascii="Arial" w:hAnsi="Arial" w:cs="Arial"/>
                 <w:sz w:val="20"/>
                 <w:szCs w:val="20"/>
-              </w:rPr>
-            </w:pPr>
+                <w:lang w:val="en-US"/>
+              </w:rPr>
+            </w:pPr>
+            <w:r>
+              <w:rPr>
+                <w:rFonts w:ascii="Arial" w:hAnsi="Arial" w:cs="Arial"/>
+                <w:sz w:val="20"/>
+                <w:szCs w:val="20"/>
+                <w:lang w:val="en-US"/>
+              </w:rPr>
+              <w:t>4</w:t>
+            </w:r>
           </w:p>
         </w:tc>
         <w:tc>
@@ -469,8 +573,18 @@
                 <w:rFonts w:ascii="Arial" w:hAnsi="Arial" w:cs="Arial"/>
                 <w:sz w:val="20"/>
                 <w:szCs w:val="20"/>
-              </w:rPr>
-            </w:pPr>
+                <w:lang w:val="en-US"/>
+              </w:rPr>
+            </w:pPr>
+            <w:r>
+              <w:rPr>
+                <w:rFonts w:ascii="Arial" w:hAnsi="Arial" w:cs="Arial"/>
+                <w:sz w:val="20"/>
+                <w:szCs w:val="20"/>
+                <w:lang w:val="en-US"/>
+              </w:rPr>
+              <w:t>600</w:t>
+            </w:r>
           </w:p>
         </w:tc>
         <w:tc>
@@ -485,8 +599,18 @@
                 <w:rFonts w:ascii="Arial" w:hAnsi="Arial" w:cs="Arial"/>
                 <w:sz w:val="20"/>
                 <w:szCs w:val="20"/>
-              </w:rPr>
-            </w:pPr>
+                <w:lang w:val="en-US"/>
+              </w:rPr>
+            </w:pPr>
+            <w:r>
+              <w:rPr>
+                <w:rFonts w:ascii="Arial" w:hAnsi="Arial" w:cs="Arial"/>
+                <w:sz w:val="20"/>
+                <w:szCs w:val="20"/>
+                <w:lang w:val="en-US"/>
+              </w:rPr>
+              <w:t>[200, 100, 150, 150]</w:t>
+            </w:r>
           </w:p>
         </w:tc>
       </w:tr>
@@ -529,53 +653,80 @@
         <w:rPr>
           <w:sz w:val="22"/>
           <w:szCs w:val="22"/>
-        </w:rPr>
-      </w:pPr>
-      <w:r>
-        <w:rPr>
-          <w:sz w:val="22"/>
-        </w:rPr>
-        <w:object w:dxaOrig="5309" w:dyaOrig="4245">
-          <v:shapetype id="_x0000_t75" coordsize="21600,21600" o:spt="75" o:preferrelative="t" path="m@4@5l@4@11@9@11@9@5xe" filled="f" stroked="f">
-            <v:stroke joinstyle="miter"/>
-            <v:formulas>
-              <v:f eqn="if lineDrawn pixelLineWidth 0"/>
-              <v:f eqn="sum @0 1 0"/>
-              <v:f eqn="sum 0 0 @1"/>
-              <v:f eqn="prod @2 1 2"/>
-              <v:f eqn="prod @3 21600 pixelWidth"/>
-              <v:f eqn="prod @3 21600 pixelHeight"/>
-              <v:f eqn="sum @0 0 1"/>
-              <v:f eqn="prod @6 1 2"/>
-              <v:f eqn="prod @7 21600 pixelWidth"/>
-              <v:f eqn="sum @8 21600 0"/>
-              <v:f eqn="prod @7 21600 pixelHeight"/>
-              <v:f eqn="sum @10 21600 0"/>
-            </v:formulas>
-            <v:path o:extrusionok="f" gradientshapeok="t" o:connecttype="rect"/>
-            <o:lock v:ext="edit" aspectratio="t"/>
-          </v:shapetype>
-          <v:shape id="_x0000_i1025" type="#_x0000_t75" style="width:361.65pt;height:181.65pt" o:ole="">
-            <v:imagedata r:id="rId7" o:title=""/>
-          </v:shape>
-          <o:OLEObject Type="Embed" ProgID="Word.Picture.8" ShapeID="_x0000_i1025" DrawAspect="Content" ObjectID="_1739142728" r:id="rId8"/>
-        </w:object>
+          <w:lang w:val="en-US"/>
+        </w:rPr>
+      </w:pPr>
+      <w:r>
+        <w:rPr>
+          <w:noProof/>
+          <w:sz w:val="22"/>
+          <w:szCs w:val="22"/>
+          <w:lang w:val="en-US"/>
+        </w:rPr>
+        <w:drawing>
+          <wp:inline distT="0" distB="0" distL="0" distR="0" wp14:anchorId="1A7DE64D" wp14:editId="2D036082">
+            <wp:extent cx="4625975" cy="1826260"/>
+            <wp:effectExtent l="0" t="0" r="0" b="0"/>
+            <wp:docPr id="52906728" name="Picture 1"/>
+            <wp:cNvGraphicFramePr>
+              <a:graphicFrameLocks xmlns:a="http://schemas.openxmlformats.org/drawingml/2006/main" noChangeAspect="1"/>
+            </wp:cNvGraphicFramePr>
+            <a:graphic xmlns:a="http://schemas.openxmlformats.org/drawingml/2006/main">
+              <a:graphicData uri="http://schemas.openxmlformats.org/drawingml/2006/picture">
+                <pic:pic xmlns:pic="http://schemas.openxmlformats.org/drawingml/2006/picture">
+                  <pic:nvPicPr>
+                    <pic:cNvPr id="52906728" name=""/>
+                    <pic:cNvPicPr/>
+                  </pic:nvPicPr>
+                  <pic:blipFill>
+                    <a:blip r:embed="rId7"/>
+                    <a:stretch>
+                      <a:fillRect/>
+                    </a:stretch>
+                  </pic:blipFill>
+                  <pic:spPr>
+                    <a:xfrm>
+                      <a:off x="0" y="0"/>
+                      <a:ext cx="4625975" cy="1826260"/>
+                    </a:xfrm>
+                    <a:prstGeom prst="rect">
+                      <a:avLst/>
+                    </a:prstGeom>
+                  </pic:spPr>
+                </pic:pic>
+              </a:graphicData>
+            </a:graphic>
+          </wp:inline>
+        </w:drawing>
       </w:r>
     </w:p>
     <w:p>
       <w:pPr>
         <w:jc w:val="both"/>
         <w:rPr>
-          <w:sz w:val="22"/>
-          <w:szCs w:val="22"/>
-        </w:rPr>
-      </w:pPr>
-      <w:r>
-        <w:rPr>
-          <w:sz w:val="22"/>
-          <w:szCs w:val="22"/>
-        </w:rPr>
-        <w:t>(отметить данные разных классов разными цветами)</w:t>
+          <w:i/>
+          <w:iCs/>
+          <w:sz w:val="22"/>
+          <w:szCs w:val="22"/>
+        </w:rPr>
+      </w:pPr>
+      <w:r>
+        <w:rPr>
+          <w:i/>
+          <w:iCs/>
+          <w:sz w:val="22"/>
+          <w:szCs w:val="22"/>
+        </w:rPr>
+        <w:t>Я не напутал с цветами!</w:t>
+      </w:r>
+      <w:r>
+        <w:rPr>
+          <w:i/>
+          <w:iCs/>
+          <w:sz w:val="22"/>
+          <w:szCs w:val="22"/>
+        </w:rPr>
+        <w:t xml:space="preserve"> Так и должно быть!</w:t>
       </w:r>
     </w:p>
     <w:p>
@@ -586,21 +737,28 @@
           <w:szCs w:val="22"/>
         </w:rPr>
       </w:pPr>
-    </w:p>
-    <w:p>
-      <w:pPr>
-        <w:jc w:val="both"/>
-        <w:rPr>
-          <w:sz w:val="22"/>
-          <w:szCs w:val="22"/>
-        </w:rPr>
-      </w:pPr>
-      <w:r>
-        <w:rPr>
-          <w:sz w:val="22"/>
-          <w:szCs w:val="22"/>
-        </w:rPr>
-        <w:t>Формирование обучающей, валидационной и тестовой выборок:</w:t>
+      <w:r>
+        <w:rPr>
+          <w:sz w:val="22"/>
+          <w:szCs w:val="22"/>
+        </w:rPr>
+        <w:t xml:space="preserve">Формирование обучающей, </w:t>
+      </w:r>
+      <w:proofErr w:type="spellStart"/>
+      <w:r>
+        <w:rPr>
+          <w:sz w:val="22"/>
+          <w:szCs w:val="22"/>
+        </w:rPr>
+        <w:t>валидационной</w:t>
+      </w:r>
+      <w:proofErr w:type="spellEnd"/>
+      <w:r>
+        <w:rPr>
+          <w:sz w:val="22"/>
+          <w:szCs w:val="22"/>
+        </w:rPr>
+        <w:t xml:space="preserve"> и тестовой выборок:</w:t>
       </w:r>
     </w:p>
     <w:tbl>
@@ -615,7 +773,7 @@
           <w:insideH w:val="single" w:sz="4" w:space="0" w:color="auto"/>
           <w:insideV w:val="single" w:sz="4" w:space="0" w:color="auto"/>
         </w:tblBorders>
-        <w:tblLook w:val="01E0"/>
+        <w:tblLook w:val="01E0" w:firstRow="1" w:lastRow="1" w:firstColumn="1" w:lastColumn="1" w:noHBand="0" w:noVBand="0"/>
       </w:tblPr>
       <w:tblGrid>
         <w:gridCol w:w="2481"/>
@@ -678,6 +836,7 @@
                 <w:szCs w:val="18"/>
               </w:rPr>
             </w:pPr>
+            <w:proofErr w:type="spellStart"/>
             <w:r>
               <w:rPr>
                 <w:sz w:val="18"/>
@@ -685,6 +844,7 @@
               </w:rPr>
               <w:t>Валидационная</w:t>
             </w:r>
+            <w:proofErr w:type="spellEnd"/>
           </w:p>
         </w:tc>
         <w:tc>
@@ -884,8 +1044,17 @@
               <w:rPr>
                 <w:sz w:val="18"/>
                 <w:szCs w:val="18"/>
-              </w:rPr>
-            </w:pPr>
+                <w:lang w:val="en-US"/>
+              </w:rPr>
+            </w:pPr>
+            <w:r>
+              <w:rPr>
+                <w:sz w:val="18"/>
+                <w:szCs w:val="18"/>
+                <w:lang w:val="en-US"/>
+              </w:rPr>
+              <w:t>360</w:t>
+            </w:r>
           </w:p>
         </w:tc>
         <w:tc>
@@ -899,8 +1068,17 @@
               <w:rPr>
                 <w:sz w:val="18"/>
                 <w:szCs w:val="18"/>
-              </w:rPr>
-            </w:pPr>
+                <w:lang w:val="en-US"/>
+              </w:rPr>
+            </w:pPr>
+            <w:r>
+              <w:rPr>
+                <w:sz w:val="18"/>
+                <w:szCs w:val="18"/>
+                <w:lang w:val="en-US"/>
+              </w:rPr>
+              <w:t>180</w:t>
+            </w:r>
           </w:p>
         </w:tc>
         <w:tc>
@@ -914,8 +1092,17 @@
               <w:rPr>
                 <w:sz w:val="18"/>
                 <w:szCs w:val="18"/>
-              </w:rPr>
-            </w:pPr>
+                <w:lang w:val="en-US"/>
+              </w:rPr>
+            </w:pPr>
+            <w:r>
+              <w:rPr>
+                <w:sz w:val="18"/>
+                <w:szCs w:val="18"/>
+                <w:lang w:val="en-US"/>
+              </w:rPr>
+              <w:t>60</w:t>
+            </w:r>
           </w:p>
         </w:tc>
         <w:tc>
@@ -929,8 +1116,17 @@
               <w:rPr>
                 <w:sz w:val="18"/>
                 <w:szCs w:val="18"/>
-              </w:rPr>
-            </w:pPr>
+                <w:lang w:val="en-US"/>
+              </w:rPr>
+            </w:pPr>
+            <w:r>
+              <w:rPr>
+                <w:sz w:val="18"/>
+                <w:szCs w:val="18"/>
+                <w:lang w:val="en-US"/>
+              </w:rPr>
+              <w:t>600</w:t>
+            </w:r>
           </w:p>
         </w:tc>
       </w:tr>
@@ -971,8 +1167,35 @@
               <w:rPr>
                 <w:sz w:val="18"/>
                 <w:szCs w:val="18"/>
-              </w:rPr>
-            </w:pPr>
+                <w:lang w:val="en-US"/>
+              </w:rPr>
+            </w:pPr>
+            <w:r>
+              <w:rPr>
+                <w:sz w:val="18"/>
+                <w:szCs w:val="18"/>
+                <w:lang w:val="en-US"/>
+              </w:rPr>
+              <w:t>[120, 60,</w:t>
+            </w:r>
+          </w:p>
+          <w:p>
+            <w:pPr>
+              <w:jc w:val="center"/>
+              <w:rPr>
+                <w:sz w:val="18"/>
+                <w:szCs w:val="18"/>
+                <w:lang w:val="en-US"/>
+              </w:rPr>
+            </w:pPr>
+            <w:r>
+              <w:rPr>
+                <w:sz w:val="18"/>
+                <w:szCs w:val="18"/>
+                <w:lang w:val="en-US"/>
+              </w:rPr>
+              <w:t>90, 90]</w:t>
+            </w:r>
           </w:p>
         </w:tc>
         <w:tc>
@@ -986,8 +1209,35 @@
               <w:rPr>
                 <w:sz w:val="18"/>
                 <w:szCs w:val="18"/>
-              </w:rPr>
-            </w:pPr>
+                <w:lang w:val="en-US"/>
+              </w:rPr>
+            </w:pPr>
+            <w:r>
+              <w:rPr>
+                <w:sz w:val="18"/>
+                <w:szCs w:val="18"/>
+                <w:lang w:val="en-US"/>
+              </w:rPr>
+              <w:t>[60, 30,</w:t>
+            </w:r>
+          </w:p>
+          <w:p>
+            <w:pPr>
+              <w:jc w:val="center"/>
+              <w:rPr>
+                <w:sz w:val="18"/>
+                <w:szCs w:val="18"/>
+                <w:lang w:val="en-US"/>
+              </w:rPr>
+            </w:pPr>
+            <w:r>
+              <w:rPr>
+                <w:sz w:val="18"/>
+                <w:szCs w:val="18"/>
+                <w:lang w:val="en-US"/>
+              </w:rPr>
+              <w:t>45, 45]</w:t>
+            </w:r>
           </w:p>
         </w:tc>
         <w:tc>
@@ -1001,8 +1251,35 @@
               <w:rPr>
                 <w:sz w:val="18"/>
                 <w:szCs w:val="18"/>
-              </w:rPr>
-            </w:pPr>
+                <w:lang w:val="en-US"/>
+              </w:rPr>
+            </w:pPr>
+            <w:r>
+              <w:rPr>
+                <w:sz w:val="18"/>
+                <w:szCs w:val="18"/>
+                <w:lang w:val="en-US"/>
+              </w:rPr>
+              <w:t>[20, 10,</w:t>
+            </w:r>
+          </w:p>
+          <w:p>
+            <w:pPr>
+              <w:jc w:val="center"/>
+              <w:rPr>
+                <w:sz w:val="18"/>
+                <w:szCs w:val="18"/>
+                <w:lang w:val="en-US"/>
+              </w:rPr>
+            </w:pPr>
+            <w:r>
+              <w:rPr>
+                <w:sz w:val="18"/>
+                <w:szCs w:val="18"/>
+                <w:lang w:val="en-US"/>
+              </w:rPr>
+              <w:t>15, 15]</w:t>
+            </w:r>
           </w:p>
         </w:tc>
         <w:tc>
@@ -1016,8 +1293,17 @@
               <w:rPr>
                 <w:sz w:val="18"/>
                 <w:szCs w:val="18"/>
-              </w:rPr>
-            </w:pPr>
+                <w:lang w:val="en-US"/>
+              </w:rPr>
+            </w:pPr>
+            <w:r>
+              <w:rPr>
+                <w:sz w:val="18"/>
+                <w:szCs w:val="18"/>
+                <w:lang w:val="en-US"/>
+              </w:rPr>
+              <w:t>[200, 100, 150, 150]</w:t>
+            </w:r>
           </w:p>
         </w:tc>
       </w:tr>
@@ -1033,7 +1319,6 @@
         <w:rPr>
           <w:sz w:val="22"/>
         </w:rPr>
-        <w:lastRenderedPageBreak/>
         <w:t>Предобработка данных:</w:t>
       </w:r>
     </w:p>
@@ -1050,33 +1335,33 @@
           <w:insideV w:val="single" w:sz="4" w:space="0" w:color="auto"/>
         </w:tblBorders>
         <w:tblLayout w:type="fixed"/>
-        <w:tblLook w:val="01E0"/>
+        <w:tblLook w:val="01E0" w:firstRow="1" w:lastRow="1" w:firstColumn="1" w:lastColumn="1" w:noHBand="0" w:noVBand="0"/>
       </w:tblPr>
       <w:tblGrid>
-        <w:gridCol w:w="1701"/>
-        <w:gridCol w:w="1418"/>
+        <w:gridCol w:w="1620"/>
+        <w:gridCol w:w="1499"/>
         <w:gridCol w:w="1276"/>
         <w:gridCol w:w="2976"/>
       </w:tblGrid>
       <w:tr>
         <w:tc>
           <w:tcPr>
-            <w:tcW w:w="1701" w:type="dxa"/>
-            <w:vAlign w:val="center"/>
-          </w:tcPr>
-          <w:p>
-            <w:pPr>
-              <w:jc w:val="center"/>
-              <w:rPr>
-                <w:sz w:val="18"/>
-                <w:szCs w:val="20"/>
-              </w:rPr>
-            </w:pPr>
-          </w:p>
-        </w:tc>
-        <w:tc>
-          <w:tcPr>
-            <w:tcW w:w="1418" w:type="dxa"/>
+            <w:tcW w:w="1620" w:type="dxa"/>
+            <w:vAlign w:val="center"/>
+          </w:tcPr>
+          <w:p>
+            <w:pPr>
+              <w:jc w:val="center"/>
+              <w:rPr>
+                <w:sz w:val="18"/>
+                <w:szCs w:val="20"/>
+              </w:rPr>
+            </w:pPr>
+          </w:p>
+        </w:tc>
+        <w:tc>
+          <w:tcPr>
+            <w:tcW w:w="1499" w:type="dxa"/>
             <w:vAlign w:val="center"/>
           </w:tcPr>
           <w:p>
@@ -1147,39 +1432,66 @@
         </w:trPr>
         <w:tc>
           <w:tcPr>
-            <w:tcW w:w="1701" w:type="dxa"/>
-            <w:vAlign w:val="center"/>
-          </w:tcPr>
-          <w:p>
-            <w:pPr>
-              <w:jc w:val="center"/>
-              <w:rPr>
-                <w:sz w:val="20"/>
-                <w:szCs w:val="20"/>
-              </w:rPr>
-            </w:pPr>
-            <w:r>
-              <w:rPr>
-                <w:sz w:val="20"/>
-                <w:szCs w:val="20"/>
-              </w:rPr>
+            <w:tcW w:w="1620" w:type="dxa"/>
+            <w:vAlign w:val="center"/>
+          </w:tcPr>
+          <w:p>
+            <w:pPr>
+              <w:jc w:val="center"/>
+              <w:rPr>
+                <w:sz w:val="20"/>
+                <w:szCs w:val="20"/>
+              </w:rPr>
+            </w:pPr>
+            <w:r>
+              <w:rPr>
+                <w:sz w:val="20"/>
+                <w:szCs w:val="20"/>
+              </w:rPr>
+              <w:lastRenderedPageBreak/>
               <w:t>Предобработка входов</w:t>
             </w:r>
           </w:p>
         </w:tc>
         <w:tc>
           <w:tcPr>
-            <w:tcW w:w="1418" w:type="dxa"/>
-            <w:vAlign w:val="center"/>
-          </w:tcPr>
-          <w:p>
-            <w:pPr>
-              <w:jc w:val="center"/>
-              <w:rPr>
-                <w:sz w:val="20"/>
-                <w:szCs w:val="20"/>
-              </w:rPr>
-            </w:pPr>
+            <w:tcW w:w="1499" w:type="dxa"/>
+            <w:vAlign w:val="center"/>
+          </w:tcPr>
+          <w:p>
+            <w:pPr>
+              <w:jc w:val="center"/>
+              <w:rPr>
+                <w:sz w:val="20"/>
+                <w:szCs w:val="20"/>
+              </w:rPr>
+            </w:pPr>
+            <w:proofErr w:type="spellStart"/>
+            <w:r>
+              <w:rPr>
+                <w:sz w:val="20"/>
+                <w:szCs w:val="20"/>
+                <w:lang w:val="en-US"/>
+              </w:rPr>
+              <w:t>Standar</w:t>
+            </w:r>
+            <w:r>
+              <w:rPr>
+                <w:sz w:val="20"/>
+                <w:szCs w:val="20"/>
+                <w:lang w:val="en-US"/>
+              </w:rPr>
+              <w:t>d</w:t>
+            </w:r>
+            <w:r>
+              <w:rPr>
+                <w:sz w:val="20"/>
+                <w:szCs w:val="20"/>
+                <w:lang w:val="en-US"/>
+              </w:rPr>
+              <w:t>Scaler</w:t>
+            </w:r>
+            <w:proofErr w:type="spellEnd"/>
           </w:p>
         </w:tc>
         <w:tc>
@@ -1193,8 +1505,17 @@
               <w:rPr>
                 <w:sz w:val="20"/>
                 <w:szCs w:val="20"/>
-              </w:rPr>
-            </w:pPr>
+                <w:lang w:val="en-US"/>
+              </w:rPr>
+            </w:pPr>
+            <w:r>
+              <w:rPr>
+                <w:sz w:val="20"/>
+                <w:szCs w:val="20"/>
+                <w:lang w:val="en-US"/>
+              </w:rPr>
+              <w:t>-</w:t>
+            </w:r>
           </w:p>
         </w:tc>
         <w:tc>
@@ -1208,8 +1529,31 @@
               <w:rPr>
                 <w:sz w:val="20"/>
                 <w:szCs w:val="20"/>
-              </w:rPr>
-            </w:pPr>
+                <w:lang w:val="en-US"/>
+              </w:rPr>
+            </w:pPr>
+            <w:r>
+              <w:rPr>
+                <w:sz w:val="20"/>
+                <w:szCs w:val="20"/>
+              </w:rPr>
+              <w:t xml:space="preserve">z = (x - </w:t>
+            </w:r>
+            <w:r>
+              <w:rPr>
+                <w:sz w:val="20"/>
+                <w:szCs w:val="20"/>
+                <w:lang w:val="en-US"/>
+              </w:rPr>
+              <w:t>m</w:t>
+            </w:r>
+            <w:r>
+              <w:rPr>
+                <w:sz w:val="20"/>
+                <w:szCs w:val="20"/>
+              </w:rPr>
+              <w:t>) / s</w:t>
+            </w:r>
           </w:p>
         </w:tc>
       </w:tr>
@@ -1219,7 +1563,7 @@
         </w:trPr>
         <w:tc>
           <w:tcPr>
-            <w:tcW w:w="1701" w:type="dxa"/>
+            <w:tcW w:w="1620" w:type="dxa"/>
             <w:vAlign w:val="center"/>
           </w:tcPr>
           <w:p>
@@ -1255,17 +1599,26 @@
         </w:tc>
         <w:tc>
           <w:tcPr>
-            <w:tcW w:w="1418" w:type="dxa"/>
-            <w:vAlign w:val="center"/>
-          </w:tcPr>
-          <w:p>
-            <w:pPr>
-              <w:jc w:val="center"/>
-              <w:rPr>
-                <w:sz w:val="20"/>
-                <w:szCs w:val="20"/>
-              </w:rPr>
-            </w:pPr>
+            <w:tcW w:w="1499" w:type="dxa"/>
+            <w:vAlign w:val="center"/>
+          </w:tcPr>
+          <w:p>
+            <w:pPr>
+              <w:jc w:val="center"/>
+              <w:rPr>
+                <w:sz w:val="20"/>
+                <w:szCs w:val="20"/>
+                <w:lang w:val="en-US"/>
+              </w:rPr>
+            </w:pPr>
+            <w:r>
+              <w:rPr>
+                <w:sz w:val="20"/>
+                <w:szCs w:val="20"/>
+                <w:lang w:val="en-US"/>
+              </w:rPr>
+              <w:t>One-hot</w:t>
+            </w:r>
           </w:p>
         </w:tc>
         <w:tc>
@@ -1279,8 +1632,17 @@
               <w:rPr>
                 <w:sz w:val="20"/>
                 <w:szCs w:val="20"/>
-              </w:rPr>
-            </w:pPr>
+                <w:lang w:val="en-US"/>
+              </w:rPr>
+            </w:pPr>
+            <w:r>
+              <w:rPr>
+                <w:sz w:val="20"/>
+                <w:szCs w:val="20"/>
+                <w:lang w:val="en-US"/>
+              </w:rPr>
+              <w:t>-</w:t>
+            </w:r>
           </w:p>
         </w:tc>
         <w:tc>
@@ -1294,8 +1656,35 @@
               <w:rPr>
                 <w:sz w:val="20"/>
                 <w:szCs w:val="20"/>
-              </w:rPr>
-            </w:pPr>
+                <w:lang w:val="en-US"/>
+              </w:rPr>
+            </w:pPr>
+            <w:r>
+              <w:rPr>
+                <w:sz w:val="20"/>
+                <w:szCs w:val="20"/>
+                <w:lang w:val="en-US"/>
+              </w:rPr>
+              <w:t xml:space="preserve">(1,2,3,4) =&gt; </w:t>
+            </w:r>
+          </w:p>
+          <w:p>
+            <w:pPr>
+              <w:jc w:val="center"/>
+              <w:rPr>
+                <w:sz w:val="20"/>
+                <w:szCs w:val="20"/>
+                <w:lang w:val="en-US"/>
+              </w:rPr>
+            </w:pPr>
+            <w:r>
+              <w:rPr>
+                <w:sz w:val="20"/>
+                <w:szCs w:val="20"/>
+                <w:lang w:val="en-US"/>
+              </w:rPr>
+              <w:t>[(0,1), (0, 1), (0, 1), (0, 1)]</w:t>
+            </w:r>
           </w:p>
         </w:tc>
       </w:tr>
@@ -1367,7 +1756,7 @@
           <w:insideV w:val="single" w:sz="4" w:space="0" w:color="auto"/>
         </w:tblBorders>
         <w:tblLayout w:type="fixed"/>
-        <w:tblLook w:val="01E0"/>
+        <w:tblLook w:val="01E0" w:firstRow="1" w:lastRow="1" w:firstColumn="1" w:lastColumn="1" w:noHBand="0" w:noVBand="0"/>
       </w:tblPr>
       <w:tblGrid>
         <w:gridCol w:w="1134"/>
@@ -1503,8 +1892,17 @@
               <w:rPr>
                 <w:sz w:val="20"/>
                 <w:szCs w:val="20"/>
-              </w:rPr>
-            </w:pPr>
+                <w:lang w:val="en-US"/>
+              </w:rPr>
+            </w:pPr>
+            <w:r>
+              <w:rPr>
+                <w:sz w:val="20"/>
+                <w:szCs w:val="20"/>
+                <w:lang w:val="en-US"/>
+              </w:rPr>
+              <w:t>2</w:t>
+            </w:r>
           </w:p>
         </w:tc>
         <w:tc>
@@ -1518,8 +1916,17 @@
               <w:rPr>
                 <w:sz w:val="20"/>
                 <w:szCs w:val="20"/>
-              </w:rPr>
-            </w:pPr>
+                <w:lang w:val="en-US"/>
+              </w:rPr>
+            </w:pPr>
+            <w:r>
+              <w:rPr>
+                <w:sz w:val="20"/>
+                <w:szCs w:val="20"/>
+                <w:lang w:val="en-US"/>
+              </w:rPr>
+              <w:t>4</w:t>
+            </w:r>
           </w:p>
         </w:tc>
         <w:tc>
@@ -1533,8 +1940,17 @@
               <w:rPr>
                 <w:sz w:val="20"/>
                 <w:szCs w:val="20"/>
-              </w:rPr>
-            </w:pPr>
+                <w:lang w:val="en-US"/>
+              </w:rPr>
+            </w:pPr>
+            <w:r>
+              <w:rPr>
+                <w:sz w:val="20"/>
+                <w:szCs w:val="20"/>
+                <w:lang w:val="en-US"/>
+              </w:rPr>
+              <w:t>100</w:t>
+            </w:r>
           </w:p>
         </w:tc>
         <w:tc>
@@ -1548,8 +1964,17 @@
               <w:rPr>
                 <w:sz w:val="20"/>
                 <w:szCs w:val="20"/>
-              </w:rPr>
-            </w:pPr>
+                <w:lang w:val="en-US"/>
+              </w:rPr>
+            </w:pPr>
+            <w:r>
+              <w:rPr>
+                <w:sz w:val="20"/>
+                <w:szCs w:val="20"/>
+                <w:lang w:val="en-US"/>
+              </w:rPr>
+              <w:t>100</w:t>
+            </w:r>
           </w:p>
         </w:tc>
         <w:tc>
@@ -1566,6 +1991,7 @@
                 <w:lang w:val="en-US"/>
               </w:rPr>
             </w:pPr>
+            <w:proofErr w:type="spellStart"/>
             <w:r>
               <w:rPr>
                 <w:i/>
@@ -1573,25 +1999,9 @@
                 <w:szCs w:val="20"/>
                 <w:lang w:val="en-US"/>
               </w:rPr>
-              <w:t>Logistic</w:t>
-            </w:r>
-            <w:r>
-              <w:rPr>
-                <w:sz w:val="20"/>
-                <w:szCs w:val="20"/>
-                <w:lang w:val="en-US"/>
-              </w:rPr>
-              <w:t xml:space="preserve"> / </w:t>
-            </w:r>
-            <w:r>
-              <w:rPr>
-                <w:i/>
-                <w:sz w:val="20"/>
-                <w:szCs w:val="20"/>
-                <w:lang w:val="en-US"/>
-              </w:rPr>
               <w:t>Softmax</w:t>
             </w:r>
+            <w:proofErr w:type="spellEnd"/>
           </w:p>
         </w:tc>
       </w:tr>
@@ -1619,76 +2029,64 @@
         <w:t>Схема нейронной сети:</w:t>
       </w:r>
     </w:p>
-    <w:tbl>
-      <w:tblPr>
-        <w:tblW w:w="0" w:type="auto"/>
-        <w:jc w:val="center"/>
-        <w:tblInd w:w="-1267" w:type="dxa"/>
-        <w:tblBorders>
-          <w:top w:val="single" w:sz="4" w:space="0" w:color="auto"/>
-          <w:left w:val="single" w:sz="4" w:space="0" w:color="auto"/>
-          <w:bottom w:val="single" w:sz="4" w:space="0" w:color="auto"/>
-          <w:right w:val="single" w:sz="4" w:space="0" w:color="auto"/>
-          <w:insideH w:val="single" w:sz="4" w:space="0" w:color="auto"/>
-          <w:insideV w:val="single" w:sz="4" w:space="0" w:color="auto"/>
-        </w:tblBorders>
-        <w:tblLook w:val="01E0"/>
-      </w:tblPr>
-      <w:tblGrid>
-        <w:gridCol w:w="5695"/>
-      </w:tblGrid>
-      <w:tr>
-        <w:trPr>
-          <w:trHeight w:val="2240"/>
-          <w:jc w:val="center"/>
-        </w:trPr>
-        <w:tc>
-          <w:tcPr>
-            <w:tcW w:w="5695" w:type="dxa"/>
-          </w:tcPr>
-          <w:p>
-            <w:pPr>
-              <w:jc w:val="center"/>
-              <w:rPr>
-                <w:sz w:val="22"/>
-              </w:rPr>
-            </w:pPr>
-          </w:p>
-          <w:p>
-            <w:pPr>
-              <w:pStyle w:val="1"/>
-              <w:tabs>
-                <w:tab w:val="left" w:pos="787"/>
-                <w:tab w:val="center" w:pos="882"/>
-              </w:tabs>
-              <w:jc w:val="left"/>
-              <w:rPr>
-                <w:lang w:val="ru-RU"/>
-              </w:rPr>
-            </w:pPr>
-            <w:r>
-              <w:tab/>
-            </w:r>
-          </w:p>
-          <w:p>
-            <w:pPr>
-              <w:jc w:val="center"/>
-              <w:rPr>
-                <w:sz w:val="22"/>
-              </w:rPr>
-            </w:pPr>
-          </w:p>
-        </w:tc>
-      </w:tr>
-    </w:tbl>
     <w:p>
       <w:pPr>
         <w:jc w:val="both"/>
         <w:rPr>
           <w:sz w:val="12"/>
           <w:szCs w:val="12"/>
-        </w:rPr>
-      </w:pPr>
+          <w:lang w:val="en-US"/>
+        </w:rPr>
+      </w:pPr>
+      <w:r>
+        <w:rPr>
+          <w:noProof/>
+          <w:sz w:val="12"/>
+          <w:szCs w:val="12"/>
+          <w:lang w:val="en-US"/>
+        </w:rPr>
+        <w:drawing>
+          <wp:inline distT="0" distB="0" distL="0" distR="0" wp14:anchorId="0D7B623F" wp14:editId="30179DC8">
+            <wp:extent cx="4625975" cy="705485"/>
+            <wp:effectExtent l="0" t="0" r="0" b="0"/>
+            <wp:docPr id="682882191" name="Graphic 4"/>
+            <wp:cNvGraphicFramePr>
+              <a:graphicFrameLocks xmlns:a="http://schemas.openxmlformats.org/drawingml/2006/main" noChangeAspect="1"/>
+            </wp:cNvGraphicFramePr>
+            <a:graphic xmlns:a="http://schemas.openxmlformats.org/drawingml/2006/main">
+              <a:graphicData uri="http://schemas.openxmlformats.org/drawingml/2006/picture">
+                <pic:pic xmlns:pic="http://schemas.openxmlformats.org/drawingml/2006/picture">
+                  <pic:nvPicPr>
+                    <pic:cNvPr id="682882191" name="Graphic 682882191"/>
+                    <pic:cNvPicPr/>
+                  </pic:nvPicPr>
+                  <pic:blipFill>
+                    <a:blip r:embed="rId8">
+                      <a:extLst>
+                        <a:ext uri="{96DAC541-7B7A-43D3-8B79-37D633B846F1}">
+                          <asvg:svgBlip xmlns:asvg="http://schemas.microsoft.com/office/drawing/2016/SVG/main" r:embed="rId9"/>
+                        </a:ext>
+                      </a:extLst>
+                    </a:blip>
+                    <a:stretch>
+                      <a:fillRect/>
+                    </a:stretch>
+                  </pic:blipFill>
+                  <pic:spPr>
+                    <a:xfrm>
+                      <a:off x="0" y="0"/>
+                      <a:ext cx="4625975" cy="705485"/>
+                    </a:xfrm>
+                    <a:prstGeom prst="rect">
+                      <a:avLst/>
+                    </a:prstGeom>
+                  </pic:spPr>
+                </pic:pic>
+              </a:graphicData>
+            </a:graphic>
+          </wp:inline>
+        </w:drawing>
+      </w:r>
     </w:p>
     <w:p>
       <w:pPr>
@@ -1717,7 +2115,7 @@
           <w:insideH w:val="single" w:sz="4" w:space="0" w:color="auto"/>
           <w:insideV w:val="single" w:sz="4" w:space="0" w:color="auto"/>
         </w:tblBorders>
-        <w:tblLook w:val="01E0"/>
+        <w:tblLook w:val="01E0" w:firstRow="1" w:lastRow="1" w:firstColumn="1" w:lastColumn="1" w:noHBand="0" w:noVBand="0"/>
       </w:tblPr>
       <w:tblGrid>
         <w:gridCol w:w="1560"/>
@@ -1877,6 +2275,32 @@
                 <w:lang w:val="en-US"/>
               </w:rPr>
             </w:pPr>
+            <w:proofErr w:type="spellStart"/>
+            <w:r>
+              <w:rPr>
+                <w:sz w:val="20"/>
+                <w:szCs w:val="20"/>
+                <w:lang w:val="en-US"/>
+              </w:rPr>
+              <w:t>l</w:t>
+            </w:r>
+            <w:r>
+              <w:rPr>
+                <w:sz w:val="20"/>
+                <w:szCs w:val="20"/>
+                <w:lang w:val="en-US"/>
+              </w:rPr>
+              <w:t>r</w:t>
+            </w:r>
+            <w:proofErr w:type="spellEnd"/>
+            <w:r>
+              <w:rPr>
+                <w:sz w:val="20"/>
+                <w:szCs w:val="20"/>
+                <w:lang w:val="en-US"/>
+              </w:rPr>
+              <w:t>=0.01</w:t>
+            </w:r>
           </w:p>
           <w:p>
             <w:pPr>
@@ -1900,8 +2324,17 @@
               <w:rPr>
                 <w:sz w:val="20"/>
                 <w:szCs w:val="20"/>
-              </w:rPr>
-            </w:pPr>
+                <w:lang w:val="en-US"/>
+              </w:rPr>
+            </w:pPr>
+            <w:r>
+              <w:rPr>
+                <w:sz w:val="20"/>
+                <w:szCs w:val="20"/>
+                <w:lang w:val="en-US"/>
+              </w:rPr>
+              <w:t>stochastic</w:t>
+            </w:r>
           </w:p>
         </w:tc>
         <w:tc>
@@ -1991,7 +2424,7 @@
           <w:insideH w:val="single" w:sz="4" w:space="0" w:color="auto"/>
           <w:insideV w:val="single" w:sz="4" w:space="0" w:color="auto"/>
         </w:tblBorders>
-        <w:tblLook w:val="01E0"/>
+        <w:tblLook w:val="01E0" w:firstRow="1" w:lastRow="1" w:firstColumn="1" w:lastColumn="1" w:noHBand="0" w:noVBand="0"/>
       </w:tblPr>
       <w:tblGrid>
         <w:gridCol w:w="2410"/>
@@ -2086,6 +2519,31 @@
                 <w:szCs w:val="20"/>
               </w:rPr>
             </w:pPr>
+            <w:proofErr w:type="spellStart"/>
+            <w:r>
+              <w:rPr>
+                <w:sz w:val="20"/>
+                <w:szCs w:val="20"/>
+              </w:rPr>
+              <w:t>Kaiming</w:t>
+            </w:r>
+            <w:proofErr w:type="spellEnd"/>
+            <w:r>
+              <w:rPr>
+                <w:sz w:val="20"/>
+                <w:szCs w:val="20"/>
+              </w:rPr>
+              <w:t xml:space="preserve"> </w:t>
+            </w:r>
+            <w:proofErr w:type="spellStart"/>
+            <w:r>
+              <w:rPr>
+                <w:sz w:val="20"/>
+                <w:szCs w:val="20"/>
+              </w:rPr>
+              <w:t>Uniform</w:t>
+            </w:r>
+            <w:proofErr w:type="spellEnd"/>
           </w:p>
         </w:tc>
         <w:tc>
@@ -2101,6 +2559,31 @@
                 <w:szCs w:val="20"/>
               </w:rPr>
             </w:pPr>
+            <w:proofErr w:type="spellStart"/>
+            <w:r>
+              <w:rPr>
+                <w:sz w:val="20"/>
+                <w:szCs w:val="20"/>
+              </w:rPr>
+              <w:t>Kaiming</w:t>
+            </w:r>
+            <w:proofErr w:type="spellEnd"/>
+            <w:r>
+              <w:rPr>
+                <w:sz w:val="20"/>
+                <w:szCs w:val="20"/>
+              </w:rPr>
+              <w:t xml:space="preserve"> </w:t>
+            </w:r>
+            <w:proofErr w:type="spellStart"/>
+            <w:r>
+              <w:rPr>
+                <w:sz w:val="20"/>
+                <w:szCs w:val="20"/>
+              </w:rPr>
+              <w:t>Uniform</w:t>
+            </w:r>
+            <w:proofErr w:type="spellEnd"/>
           </w:p>
         </w:tc>
         <w:tc>
@@ -2116,6 +2599,31 @@
                 <w:szCs w:val="20"/>
               </w:rPr>
             </w:pPr>
+            <w:proofErr w:type="spellStart"/>
+            <w:r>
+              <w:rPr>
+                <w:sz w:val="20"/>
+                <w:szCs w:val="20"/>
+              </w:rPr>
+              <w:t>Kaiming</w:t>
+            </w:r>
+            <w:proofErr w:type="spellEnd"/>
+            <w:r>
+              <w:rPr>
+                <w:sz w:val="20"/>
+                <w:szCs w:val="20"/>
+              </w:rPr>
+              <w:t xml:space="preserve"> </w:t>
+            </w:r>
+            <w:proofErr w:type="spellStart"/>
+            <w:r>
+              <w:rPr>
+                <w:sz w:val="20"/>
+                <w:szCs w:val="20"/>
+              </w:rPr>
+              <w:t>Uniform</w:t>
+            </w:r>
+            <w:proofErr w:type="spellEnd"/>
           </w:p>
           <w:p>
             <w:pPr>
@@ -2150,7 +2658,52 @@
         <w:rPr>
           <w:sz w:val="22"/>
         </w:rPr>
-        <w:t>Критерий останова: ______________________________________________</w:t>
+        <w:t xml:space="preserve">Критерий останова: </w:t>
+      </w:r>
+      <w:r>
+        <w:rPr>
+          <w:sz w:val="22"/>
+        </w:rPr>
+        <w:t xml:space="preserve">10 </w:t>
+      </w:r>
+      <w:r>
+        <w:rPr>
+          <w:sz w:val="22"/>
+        </w:rPr>
+        <w:t xml:space="preserve">эпох без уменьшения </w:t>
+      </w:r>
+      <w:r>
+        <w:rPr>
+          <w:sz w:val="22"/>
+          <w:lang w:val="en-US"/>
+        </w:rPr>
+        <w:t>loss</w:t>
+      </w:r>
+      <w:r>
+        <w:rPr>
+          <w:sz w:val="22"/>
+        </w:rPr>
+        <w:t xml:space="preserve"> </w:t>
+      </w:r>
+      <w:r>
+        <w:rPr>
+          <w:sz w:val="22"/>
+        </w:rPr>
+        <w:t xml:space="preserve">на </w:t>
+      </w:r>
+      <w:proofErr w:type="spellStart"/>
+      <w:r>
+        <w:rPr>
+          <w:sz w:val="22"/>
+        </w:rPr>
+        <w:t>валидационной</w:t>
+      </w:r>
+      <w:proofErr w:type="spellEnd"/>
+      <w:r>
+        <w:rPr>
+          <w:sz w:val="22"/>
+        </w:rPr>
+        <w:t xml:space="preserve"> выборки</w:t>
       </w:r>
     </w:p>
     <w:p>
@@ -2160,125 +2713,176 @@
           <w:sz w:val="22"/>
         </w:rPr>
       </w:pPr>
+    </w:p>
+    <w:p>
+      <w:pPr>
+        <w:jc w:val="both"/>
+        <w:rPr>
+          <w:sz w:val="22"/>
+        </w:rPr>
+      </w:pPr>
+      <w:r>
+        <w:rPr>
+          <w:sz w:val="22"/>
+        </w:rPr>
+        <w:t xml:space="preserve">Зависимость </w:t>
+      </w:r>
+      <w:r>
+        <w:rPr>
+          <w:sz w:val="22"/>
+        </w:rPr>
+        <w:t xml:space="preserve">средней функции потерь </w:t>
+      </w:r>
+      <w:proofErr w:type="gramStart"/>
+      <w:r>
+        <w:rPr>
+          <w:i/>
+          <w:sz w:val="22"/>
+          <w:lang w:val="en-US"/>
+        </w:rPr>
+        <w:t>E</w:t>
+      </w:r>
+      <w:r>
+        <w:rPr>
+          <w:sz w:val="22"/>
+        </w:rPr>
+        <w:t>(</w:t>
+      </w:r>
+      <w:proofErr w:type="gramEnd"/>
+      <w:r>
+        <w:rPr>
+          <w:sz w:val="22"/>
+        </w:rPr>
+        <w:sym w:font="Symbol" w:char="F074"/>
+      </w:r>
+      <w:r>
+        <w:rPr>
+          <w:sz w:val="22"/>
+        </w:rPr>
+        <w:t>)</w:t>
+      </w:r>
+      <w:r>
+        <w:rPr>
+          <w:sz w:val="22"/>
+        </w:rPr>
+        <w:t xml:space="preserve"> (левая ось) и </w:t>
+      </w:r>
+      <w:r>
+        <w:rPr>
+          <w:sz w:val="22"/>
+        </w:rPr>
+        <w:t xml:space="preserve">ошибки классификации </w:t>
+      </w:r>
+      <w:r>
+        <w:rPr>
+          <w:sz w:val="22"/>
+        </w:rPr>
+        <w:sym w:font="Symbol" w:char="F065"/>
+      </w:r>
+      <w:r>
+        <w:rPr>
+          <w:sz w:val="22"/>
+        </w:rPr>
+        <w:t>(</w:t>
+      </w:r>
+      <w:r>
+        <w:rPr>
+          <w:sz w:val="22"/>
+        </w:rPr>
+        <w:sym w:font="Symbol" w:char="F074"/>
+      </w:r>
+      <w:r>
+        <w:rPr>
+          <w:sz w:val="22"/>
+        </w:rPr>
+        <w:t xml:space="preserve">) </w:t>
+      </w:r>
+      <w:r>
+        <w:rPr>
+          <w:sz w:val="22"/>
+        </w:rPr>
+        <w:t xml:space="preserve">(правая ось) </w:t>
+      </w:r>
+      <w:r>
+        <w:rPr>
+          <w:sz w:val="22"/>
+        </w:rPr>
+        <w:t xml:space="preserve">на обучающей, </w:t>
+      </w:r>
+      <w:proofErr w:type="spellStart"/>
+      <w:r>
+        <w:rPr>
+          <w:sz w:val="22"/>
+        </w:rPr>
+        <w:t>валидационной</w:t>
+      </w:r>
+      <w:proofErr w:type="spellEnd"/>
+      <w:r>
+        <w:rPr>
+          <w:sz w:val="22"/>
+        </w:rPr>
+        <w:t xml:space="preserve"> и тестовой выборках от времени обучения</w:t>
+      </w:r>
+      <w:r>
+        <w:rPr>
+          <w:sz w:val="22"/>
+        </w:rPr>
+        <w:t xml:space="preserve"> (всего 6 графиков)</w:t>
+      </w:r>
+      <w:r>
+        <w:rPr>
+          <w:sz w:val="22"/>
+        </w:rPr>
+        <w:t>:</w:t>
+      </w:r>
+    </w:p>
+    <w:p>
+      <w:pPr>
+        <w:jc w:val="both"/>
+        <w:rPr>
+          <w:sz w:val="22"/>
+        </w:rPr>
+      </w:pPr>
       <w:r>
         <w:rPr>
           <w:sz w:val="22"/>
         </w:rPr>
         <w:lastRenderedPageBreak/>
-        <w:t xml:space="preserve">Зависимость </w:t>
-      </w:r>
-      <w:r>
-        <w:rPr>
-          <w:sz w:val="22"/>
-        </w:rPr>
-        <w:t xml:space="preserve">средней функции потерь </w:t>
-      </w:r>
-      <w:r>
-        <w:rPr>
-          <w:i/>
-          <w:sz w:val="22"/>
-          <w:lang w:val="en-US"/>
-        </w:rPr>
-        <w:t>E</w:t>
-      </w:r>
-      <w:r>
-        <w:rPr>
-          <w:sz w:val="22"/>
-        </w:rPr>
-        <w:t>(</w:t>
-      </w:r>
-      <w:r>
-        <w:rPr>
-          <w:sz w:val="22"/>
-        </w:rPr>
-        <w:sym w:font="Symbol" w:char="F074"/>
-      </w:r>
-      <w:r>
-        <w:rPr>
-          <w:sz w:val="22"/>
-        </w:rPr>
-        <w:t>)</w:t>
-      </w:r>
-      <w:r>
-        <w:rPr>
-          <w:sz w:val="22"/>
-        </w:rPr>
-        <w:t xml:space="preserve"> (левая ось) и </w:t>
-      </w:r>
-      <w:r>
-        <w:rPr>
-          <w:sz w:val="22"/>
-        </w:rPr>
-        <w:t xml:space="preserve">ошибки классификации </w:t>
-      </w:r>
-      <w:r>
-        <w:rPr>
-          <w:sz w:val="22"/>
-        </w:rPr>
-        <w:sym w:font="Symbol" w:char="F065"/>
-      </w:r>
-      <w:r>
-        <w:rPr>
-          <w:sz w:val="22"/>
-        </w:rPr>
-        <w:t>(</w:t>
-      </w:r>
-      <w:r>
-        <w:rPr>
-          <w:sz w:val="22"/>
-        </w:rPr>
-        <w:sym w:font="Symbol" w:char="F074"/>
-      </w:r>
-      <w:r>
-        <w:rPr>
-          <w:sz w:val="22"/>
-        </w:rPr>
-        <w:t xml:space="preserve">) </w:t>
-      </w:r>
-      <w:r>
-        <w:rPr>
-          <w:sz w:val="22"/>
-        </w:rPr>
-        <w:t xml:space="preserve">(правая ось) </w:t>
-      </w:r>
-      <w:r>
-        <w:rPr>
-          <w:sz w:val="22"/>
-        </w:rPr>
-        <w:t>на обучающей, валидационной и тестовой выборках от времени обучения</w:t>
-      </w:r>
-      <w:r>
-        <w:rPr>
-          <w:sz w:val="22"/>
-        </w:rPr>
-        <w:t xml:space="preserve"> (всего 6 графиков)</w:t>
-      </w:r>
-      <w:r>
-        <w:rPr>
-          <w:sz w:val="22"/>
-        </w:rPr>
-        <w:t>:</w:t>
-      </w:r>
-    </w:p>
-    <w:bookmarkStart w:id="0" w:name="_MON_1585087052"/>
-    <w:bookmarkEnd w:id="0"/>
-    <w:p>
-      <w:pPr>
-        <w:jc w:val="both"/>
-        <w:rPr>
-          <w:sz w:val="22"/>
-        </w:rPr>
-      </w:pPr>
-      <w:r>
-        <w:rPr>
-          <w:sz w:val="22"/>
-        </w:rPr>
-        <w:object w:dxaOrig="5310" w:dyaOrig="4245">
-          <v:shape id="_x0000_i1026" type="#_x0000_t75" style="width:360.85pt;height:165.75pt" o:ole="">
-            <v:imagedata r:id="rId9" o:title=""/>
-          </v:shape>
-          <o:OLEObject Type="Embed" ProgID="Word.Picture.8" ShapeID="_x0000_i1026" DrawAspect="Content" ObjectID="_1739142729" r:id="rId10"/>
-        </w:object>
+        <w:drawing>
+          <wp:inline distT="0" distB="0" distL="0" distR="0" wp14:anchorId="1624F5EE" wp14:editId="26D59BB1">
+            <wp:extent cx="4625975" cy="2686685"/>
+            <wp:effectExtent l="0" t="0" r="0" b="0"/>
+            <wp:docPr id="1022164607" name="Picture 1"/>
+            <wp:cNvGraphicFramePr>
+              <a:graphicFrameLocks xmlns:a="http://schemas.openxmlformats.org/drawingml/2006/main" noChangeAspect="1"/>
+            </wp:cNvGraphicFramePr>
+            <a:graphic xmlns:a="http://schemas.openxmlformats.org/drawingml/2006/main">
+              <a:graphicData uri="http://schemas.openxmlformats.org/drawingml/2006/picture">
+                <pic:pic xmlns:pic="http://schemas.openxmlformats.org/drawingml/2006/picture">
+                  <pic:nvPicPr>
+                    <pic:cNvPr id="1022164607" name=""/>
+                    <pic:cNvPicPr/>
+                  </pic:nvPicPr>
+                  <pic:blipFill>
+                    <a:blip r:embed="rId10"/>
+                    <a:stretch>
+                      <a:fillRect/>
+                    </a:stretch>
+                  </pic:blipFill>
+                  <pic:spPr>
+                    <a:xfrm>
+                      <a:off x="0" y="0"/>
+                      <a:ext cx="4625975" cy="2686685"/>
+                    </a:xfrm>
+                    <a:prstGeom prst="rect">
+                      <a:avLst/>
+                    </a:prstGeom>
+                  </pic:spPr>
+                </pic:pic>
+              </a:graphicData>
+            </a:graphic>
+          </wp:inline>
+        </w:drawing>
       </w:r>
     </w:p>
     <w:p>
@@ -2373,7 +2977,7 @@
           <w:insideH w:val="single" w:sz="4" w:space="0" w:color="auto"/>
           <w:insideV w:val="single" w:sz="4" w:space="0" w:color="auto"/>
         </w:tblBorders>
-        <w:tblLook w:val="01E0"/>
+        <w:tblLook w:val="01E0" w:firstRow="1" w:lastRow="1" w:firstColumn="1" w:lastColumn="1" w:noHBand="0" w:noVBand="0"/>
       </w:tblPr>
       <w:tblGrid>
         <w:gridCol w:w="2481"/>
@@ -2435,6 +3039,7 @@
                 <w:szCs w:val="20"/>
               </w:rPr>
             </w:pPr>
+            <w:proofErr w:type="spellStart"/>
             <w:r>
               <w:rPr>
                 <w:sz w:val="18"/>
@@ -2442,6 +3047,7 @@
               </w:rPr>
               <w:t>Валидационная</w:t>
             </w:r>
+            <w:proofErr w:type="spellEnd"/>
           </w:p>
         </w:tc>
         <w:tc>
@@ -2515,6 +3121,13 @@
                 <w:szCs w:val="20"/>
               </w:rPr>
             </w:pPr>
+            <w:r>
+              <w:rPr>
+                <w:sz w:val="18"/>
+                <w:szCs w:val="20"/>
+              </w:rPr>
+              <w:t>1.0029</w:t>
+            </w:r>
           </w:p>
         </w:tc>
         <w:tc>
@@ -2530,6 +3143,13 @@
                 <w:szCs w:val="20"/>
               </w:rPr>
             </w:pPr>
+            <w:r>
+              <w:rPr>
+                <w:sz w:val="18"/>
+                <w:szCs w:val="20"/>
+              </w:rPr>
+              <w:t>1.0197</w:t>
+            </w:r>
           </w:p>
         </w:tc>
         <w:tc>
@@ -2545,6 +3165,13 @@
                 <w:szCs w:val="20"/>
               </w:rPr>
             </w:pPr>
+            <w:r>
+              <w:rPr>
+                <w:sz w:val="18"/>
+                <w:szCs w:val="20"/>
+              </w:rPr>
+              <w:t>1.0456</w:t>
+            </w:r>
           </w:p>
         </w:tc>
       </w:tr>
@@ -2600,17 +3227,16 @@
               <w:rPr>
                 <w:sz w:val="18"/>
                 <w:szCs w:val="20"/>
-              </w:rPr>
-            </w:pPr>
-          </w:p>
-          <w:p>
-            <w:pPr>
-              <w:jc w:val="center"/>
-              <w:rPr>
-                <w:sz w:val="18"/>
-                <w:szCs w:val="20"/>
-              </w:rPr>
-            </w:pPr>
+                <w:lang w:val="en-US"/>
+              </w:rPr>
+            </w:pPr>
+            <w:r>
+              <w:rPr>
+                <w:sz w:val="18"/>
+                <w:szCs w:val="20"/>
+              </w:rPr>
+              <w:t>0.2500</w:t>
+            </w:r>
           </w:p>
         </w:tc>
         <w:tc>
@@ -2626,6 +3252,13 @@
                 <w:szCs w:val="20"/>
               </w:rPr>
             </w:pPr>
+            <w:r>
+              <w:rPr>
+                <w:sz w:val="18"/>
+                <w:szCs w:val="20"/>
+              </w:rPr>
+              <w:t>0.2793</w:t>
+            </w:r>
           </w:p>
         </w:tc>
         <w:tc>
@@ -2641,6 +3274,13 @@
                 <w:szCs w:val="20"/>
               </w:rPr>
             </w:pPr>
+            <w:r>
+              <w:rPr>
+                <w:sz w:val="18"/>
+                <w:szCs w:val="20"/>
+              </w:rPr>
+              <w:t>0.3115</w:t>
+            </w:r>
           </w:p>
         </w:tc>
       </w:tr>
@@ -2734,814 +3374,6 @@
         <w:t>:</w:t>
       </w:r>
     </w:p>
-    <w:tbl>
-      <w:tblPr>
-        <w:tblW w:w="7517" w:type="dxa"/>
-        <w:tblInd w:w="5" w:type="dxa"/>
-        <w:tblBorders>
-          <w:top w:val="single" w:sz="4" w:space="0" w:color="auto"/>
-          <w:left w:val="single" w:sz="4" w:space="0" w:color="auto"/>
-          <w:bottom w:val="single" w:sz="4" w:space="0" w:color="auto"/>
-          <w:right w:val="single" w:sz="4" w:space="0" w:color="auto"/>
-          <w:insideH w:val="single" w:sz="4" w:space="0" w:color="auto"/>
-          <w:insideV w:val="single" w:sz="4" w:space="0" w:color="auto"/>
-        </w:tblBorders>
-        <w:tblCellMar>
-          <w:left w:w="0" w:type="dxa"/>
-          <w:right w:w="0" w:type="dxa"/>
-        </w:tblCellMar>
-        <w:tblLook w:val="01E0"/>
-      </w:tblPr>
-      <w:tblGrid>
-        <w:gridCol w:w="1842"/>
-        <w:gridCol w:w="1135"/>
-        <w:gridCol w:w="1135"/>
-        <w:gridCol w:w="1135"/>
-        <w:gridCol w:w="1135"/>
-        <w:gridCol w:w="1135"/>
-      </w:tblGrid>
-      <w:tr>
-        <w:tc>
-          <w:tcPr>
-            <w:tcW w:w="1842" w:type="dxa"/>
-            <w:tcBorders>
-              <w:tl2br w:val="single" w:sz="4" w:space="0" w:color="auto"/>
-            </w:tcBorders>
-            <w:vAlign w:val="center"/>
-          </w:tcPr>
-          <w:p>
-            <w:pPr>
-              <w:jc w:val="center"/>
-              <w:rPr>
-                <w:sz w:val="18"/>
-                <w:szCs w:val="20"/>
-                <w:lang w:val="en-US"/>
-              </w:rPr>
-            </w:pPr>
-            <w:r>
-              <w:rPr>
-                <w:sz w:val="18"/>
-                <w:szCs w:val="20"/>
-              </w:rPr>
-              <w:t xml:space="preserve">          </w:t>
-            </w:r>
-            <w:r>
-              <w:rPr>
-                <w:sz w:val="18"/>
-                <w:szCs w:val="20"/>
-              </w:rPr>
-              <w:t xml:space="preserve">  </w:t>
-            </w:r>
-            <w:r>
-              <w:rPr>
-                <w:sz w:val="18"/>
-                <w:szCs w:val="20"/>
-              </w:rPr>
-              <w:t xml:space="preserve">   </w:t>
-            </w:r>
-            <w:r>
-              <w:rPr>
-                <w:sz w:val="18"/>
-                <w:szCs w:val="20"/>
-                <w:lang w:val="en-US"/>
-              </w:rPr>
-              <w:t>Predicted Class</w:t>
-            </w:r>
-          </w:p>
-          <w:p>
-            <w:pPr>
-              <w:rPr>
-                <w:sz w:val="18"/>
-                <w:szCs w:val="20"/>
-                <w:lang w:val="en-US"/>
-              </w:rPr>
-            </w:pPr>
-            <w:r>
-              <w:rPr>
-                <w:i/>
-                <w:sz w:val="18"/>
-                <w:szCs w:val="20"/>
-                <w:lang w:val="en-US"/>
-              </w:rPr>
-              <w:t xml:space="preserve"> </w:t>
-            </w:r>
-            <w:r>
-              <w:rPr>
-                <w:sz w:val="18"/>
-                <w:szCs w:val="20"/>
-                <w:lang w:val="en-US"/>
-              </w:rPr>
-              <w:t>Actual Class</w:t>
-            </w:r>
-          </w:p>
-        </w:tc>
-        <w:tc>
-          <w:tcPr>
-            <w:tcW w:w="1135" w:type="dxa"/>
-            <w:tcBorders>
-              <w:bottom w:val="single" w:sz="4" w:space="0" w:color="auto"/>
-            </w:tcBorders>
-            <w:vAlign w:val="center"/>
-          </w:tcPr>
-          <w:p>
-            <w:pPr>
-              <w:jc w:val="center"/>
-              <w:rPr>
-                <w:sz w:val="18"/>
-                <w:szCs w:val="20"/>
-                <w:lang w:val="en-US"/>
-              </w:rPr>
-            </w:pPr>
-          </w:p>
-        </w:tc>
-        <w:tc>
-          <w:tcPr>
-            <w:tcW w:w="1135" w:type="dxa"/>
-            <w:tcBorders>
-              <w:bottom w:val="single" w:sz="4" w:space="0" w:color="auto"/>
-            </w:tcBorders>
-            <w:vAlign w:val="center"/>
-          </w:tcPr>
-          <w:p>
-            <w:pPr>
-              <w:jc w:val="center"/>
-              <w:rPr>
-                <w:i/>
-                <w:sz w:val="18"/>
-                <w:szCs w:val="20"/>
-                <w:lang w:val="en-US"/>
-              </w:rPr>
-            </w:pPr>
-          </w:p>
-        </w:tc>
-        <w:tc>
-          <w:tcPr>
-            <w:tcW w:w="1135" w:type="dxa"/>
-            <w:tcBorders>
-              <w:bottom w:val="single" w:sz="4" w:space="0" w:color="auto"/>
-            </w:tcBorders>
-            <w:vAlign w:val="center"/>
-          </w:tcPr>
-          <w:p>
-            <w:pPr>
-              <w:jc w:val="center"/>
-              <w:rPr>
-                <w:i/>
-                <w:sz w:val="18"/>
-                <w:szCs w:val="20"/>
-                <w:lang w:val="en-US"/>
-              </w:rPr>
-            </w:pPr>
-          </w:p>
-        </w:tc>
-        <w:tc>
-          <w:tcPr>
-            <w:tcW w:w="1135" w:type="dxa"/>
-            <w:tcBorders>
-              <w:bottom w:val="single" w:sz="4" w:space="0" w:color="auto"/>
-            </w:tcBorders>
-            <w:vAlign w:val="center"/>
-          </w:tcPr>
-          <w:p>
-            <w:pPr>
-              <w:jc w:val="center"/>
-              <w:rPr>
-                <w:i/>
-                <w:sz w:val="18"/>
-                <w:szCs w:val="20"/>
-                <w:lang w:val="en-US"/>
-              </w:rPr>
-            </w:pPr>
-          </w:p>
-        </w:tc>
-        <w:tc>
-          <w:tcPr>
-            <w:tcW w:w="1135" w:type="dxa"/>
-            <w:tcBorders>
-              <w:bottom w:val="single" w:sz="4" w:space="0" w:color="auto"/>
-            </w:tcBorders>
-            <w:vAlign w:val="center"/>
-          </w:tcPr>
-          <w:p>
-            <w:pPr>
-              <w:jc w:val="center"/>
-              <w:rPr>
-                <w:i/>
-                <w:sz w:val="18"/>
-                <w:szCs w:val="20"/>
-                <w:lang w:val="en-US"/>
-              </w:rPr>
-            </w:pPr>
-          </w:p>
-        </w:tc>
-      </w:tr>
-      <w:tr>
-        <w:trPr>
-          <w:trHeight w:val="297"/>
-        </w:trPr>
-        <w:tc>
-          <w:tcPr>
-            <w:tcW w:w="1842" w:type="dxa"/>
-            <w:vAlign w:val="center"/>
-          </w:tcPr>
-          <w:p>
-            <w:pPr>
-              <w:jc w:val="center"/>
-              <w:rPr>
-                <w:sz w:val="20"/>
-                <w:szCs w:val="20"/>
-              </w:rPr>
-            </w:pPr>
-          </w:p>
-        </w:tc>
-        <w:tc>
-          <w:tcPr>
-            <w:tcW w:w="1135" w:type="dxa"/>
-            <w:tcBorders>
-              <w:tr2bl w:val="single" w:sz="4" w:space="0" w:color="auto"/>
-            </w:tcBorders>
-            <w:vAlign w:val="center"/>
-          </w:tcPr>
-          <w:p>
-            <w:pPr>
-              <w:jc w:val="center"/>
-              <w:rPr>
-                <w:sz w:val="20"/>
-                <w:szCs w:val="20"/>
-                <w:lang w:val="en-US"/>
-              </w:rPr>
-            </w:pPr>
-          </w:p>
-          <w:p>
-            <w:pPr>
-              <w:jc w:val="center"/>
-              <w:rPr>
-                <w:sz w:val="20"/>
-                <w:szCs w:val="20"/>
-                <w:lang w:val="en-US"/>
-              </w:rPr>
-            </w:pPr>
-          </w:p>
-        </w:tc>
-        <w:tc>
-          <w:tcPr>
-            <w:tcW w:w="1135" w:type="dxa"/>
-            <w:tcBorders>
-              <w:tr2bl w:val="single" w:sz="4" w:space="0" w:color="auto"/>
-            </w:tcBorders>
-            <w:vAlign w:val="center"/>
-          </w:tcPr>
-          <w:p>
-            <w:pPr>
-              <w:jc w:val="center"/>
-              <w:rPr>
-                <w:sz w:val="20"/>
-                <w:szCs w:val="20"/>
-              </w:rPr>
-            </w:pPr>
-          </w:p>
-        </w:tc>
-        <w:tc>
-          <w:tcPr>
-            <w:tcW w:w="1135" w:type="dxa"/>
-            <w:tcBorders>
-              <w:tr2bl w:val="single" w:sz="4" w:space="0" w:color="auto"/>
-            </w:tcBorders>
-            <w:vAlign w:val="center"/>
-          </w:tcPr>
-          <w:p>
-            <w:pPr>
-              <w:jc w:val="center"/>
-              <w:rPr>
-                <w:sz w:val="20"/>
-                <w:szCs w:val="20"/>
-              </w:rPr>
-            </w:pPr>
-          </w:p>
-        </w:tc>
-        <w:tc>
-          <w:tcPr>
-            <w:tcW w:w="1135" w:type="dxa"/>
-            <w:tcBorders>
-              <w:tr2bl w:val="single" w:sz="4" w:space="0" w:color="auto"/>
-            </w:tcBorders>
-            <w:vAlign w:val="center"/>
-          </w:tcPr>
-          <w:p>
-            <w:pPr>
-              <w:jc w:val="center"/>
-              <w:rPr>
-                <w:sz w:val="20"/>
-                <w:szCs w:val="20"/>
-              </w:rPr>
-            </w:pPr>
-          </w:p>
-        </w:tc>
-        <w:tc>
-          <w:tcPr>
-            <w:tcW w:w="1135" w:type="dxa"/>
-            <w:tcBorders>
-              <w:tr2bl w:val="single" w:sz="4" w:space="0" w:color="auto"/>
-            </w:tcBorders>
-            <w:vAlign w:val="center"/>
-          </w:tcPr>
-          <w:p>
-            <w:pPr>
-              <w:jc w:val="center"/>
-              <w:rPr>
-                <w:sz w:val="20"/>
-                <w:szCs w:val="20"/>
-              </w:rPr>
-            </w:pPr>
-          </w:p>
-        </w:tc>
-      </w:tr>
-      <w:tr>
-        <w:trPr>
-          <w:trHeight w:val="297"/>
-        </w:trPr>
-        <w:tc>
-          <w:tcPr>
-            <w:tcW w:w="1842" w:type="dxa"/>
-            <w:vAlign w:val="center"/>
-          </w:tcPr>
-          <w:p>
-            <w:pPr>
-              <w:jc w:val="center"/>
-              <w:rPr>
-                <w:sz w:val="20"/>
-                <w:szCs w:val="20"/>
-              </w:rPr>
-            </w:pPr>
-          </w:p>
-        </w:tc>
-        <w:tc>
-          <w:tcPr>
-            <w:tcW w:w="1135" w:type="dxa"/>
-            <w:tcBorders>
-              <w:tr2bl w:val="single" w:sz="4" w:space="0" w:color="auto"/>
-            </w:tcBorders>
-            <w:vAlign w:val="center"/>
-          </w:tcPr>
-          <w:p>
-            <w:pPr>
-              <w:jc w:val="center"/>
-              <w:rPr>
-                <w:sz w:val="20"/>
-                <w:szCs w:val="20"/>
-                <w:lang w:val="en-US"/>
-              </w:rPr>
-            </w:pPr>
-          </w:p>
-          <w:p>
-            <w:pPr>
-              <w:jc w:val="center"/>
-              <w:rPr>
-                <w:sz w:val="20"/>
-                <w:szCs w:val="20"/>
-                <w:lang w:val="en-US"/>
-              </w:rPr>
-            </w:pPr>
-          </w:p>
-        </w:tc>
-        <w:tc>
-          <w:tcPr>
-            <w:tcW w:w="1135" w:type="dxa"/>
-            <w:tcBorders>
-              <w:tr2bl w:val="single" w:sz="4" w:space="0" w:color="auto"/>
-            </w:tcBorders>
-            <w:vAlign w:val="center"/>
-          </w:tcPr>
-          <w:p>
-            <w:pPr>
-              <w:jc w:val="center"/>
-              <w:rPr>
-                <w:sz w:val="20"/>
-                <w:szCs w:val="20"/>
-              </w:rPr>
-            </w:pPr>
-          </w:p>
-        </w:tc>
-        <w:tc>
-          <w:tcPr>
-            <w:tcW w:w="1135" w:type="dxa"/>
-            <w:tcBorders>
-              <w:tr2bl w:val="single" w:sz="4" w:space="0" w:color="auto"/>
-            </w:tcBorders>
-            <w:vAlign w:val="center"/>
-          </w:tcPr>
-          <w:p>
-            <w:pPr>
-              <w:jc w:val="center"/>
-              <w:rPr>
-                <w:sz w:val="20"/>
-                <w:szCs w:val="20"/>
-              </w:rPr>
-            </w:pPr>
-          </w:p>
-        </w:tc>
-        <w:tc>
-          <w:tcPr>
-            <w:tcW w:w="1135" w:type="dxa"/>
-            <w:tcBorders>
-              <w:tr2bl w:val="single" w:sz="4" w:space="0" w:color="auto"/>
-            </w:tcBorders>
-            <w:vAlign w:val="center"/>
-          </w:tcPr>
-          <w:p>
-            <w:pPr>
-              <w:jc w:val="center"/>
-              <w:rPr>
-                <w:sz w:val="20"/>
-                <w:szCs w:val="20"/>
-              </w:rPr>
-            </w:pPr>
-          </w:p>
-        </w:tc>
-        <w:tc>
-          <w:tcPr>
-            <w:tcW w:w="1135" w:type="dxa"/>
-            <w:tcBorders>
-              <w:tr2bl w:val="single" w:sz="4" w:space="0" w:color="auto"/>
-            </w:tcBorders>
-            <w:vAlign w:val="center"/>
-          </w:tcPr>
-          <w:p>
-            <w:pPr>
-              <w:jc w:val="center"/>
-              <w:rPr>
-                <w:sz w:val="20"/>
-                <w:szCs w:val="20"/>
-              </w:rPr>
-            </w:pPr>
-          </w:p>
-        </w:tc>
-      </w:tr>
-      <w:tr>
-        <w:trPr>
-          <w:trHeight w:val="297"/>
-        </w:trPr>
-        <w:tc>
-          <w:tcPr>
-            <w:tcW w:w="1842" w:type="dxa"/>
-            <w:vAlign w:val="center"/>
-          </w:tcPr>
-          <w:p>
-            <w:pPr>
-              <w:jc w:val="center"/>
-              <w:rPr>
-                <w:sz w:val="20"/>
-                <w:szCs w:val="20"/>
-              </w:rPr>
-            </w:pPr>
-          </w:p>
-        </w:tc>
-        <w:tc>
-          <w:tcPr>
-            <w:tcW w:w="1135" w:type="dxa"/>
-            <w:tcBorders>
-              <w:tr2bl w:val="single" w:sz="4" w:space="0" w:color="auto"/>
-            </w:tcBorders>
-            <w:vAlign w:val="center"/>
-          </w:tcPr>
-          <w:p>
-            <w:pPr>
-              <w:jc w:val="center"/>
-              <w:rPr>
-                <w:sz w:val="20"/>
-                <w:szCs w:val="20"/>
-                <w:lang w:val="en-US"/>
-              </w:rPr>
-            </w:pPr>
-          </w:p>
-          <w:p>
-            <w:pPr>
-              <w:jc w:val="center"/>
-              <w:rPr>
-                <w:sz w:val="20"/>
-                <w:szCs w:val="20"/>
-                <w:lang w:val="en-US"/>
-              </w:rPr>
-            </w:pPr>
-          </w:p>
-        </w:tc>
-        <w:tc>
-          <w:tcPr>
-            <w:tcW w:w="1135" w:type="dxa"/>
-            <w:tcBorders>
-              <w:tr2bl w:val="single" w:sz="4" w:space="0" w:color="auto"/>
-            </w:tcBorders>
-            <w:vAlign w:val="center"/>
-          </w:tcPr>
-          <w:p>
-            <w:pPr>
-              <w:jc w:val="center"/>
-              <w:rPr>
-                <w:sz w:val="20"/>
-                <w:szCs w:val="20"/>
-              </w:rPr>
-            </w:pPr>
-          </w:p>
-        </w:tc>
-        <w:tc>
-          <w:tcPr>
-            <w:tcW w:w="1135" w:type="dxa"/>
-            <w:tcBorders>
-              <w:tr2bl w:val="single" w:sz="4" w:space="0" w:color="auto"/>
-            </w:tcBorders>
-            <w:vAlign w:val="center"/>
-          </w:tcPr>
-          <w:p>
-            <w:pPr>
-              <w:jc w:val="center"/>
-              <w:rPr>
-                <w:sz w:val="20"/>
-                <w:szCs w:val="20"/>
-              </w:rPr>
-            </w:pPr>
-          </w:p>
-        </w:tc>
-        <w:tc>
-          <w:tcPr>
-            <w:tcW w:w="1135" w:type="dxa"/>
-            <w:tcBorders>
-              <w:tr2bl w:val="single" w:sz="4" w:space="0" w:color="auto"/>
-            </w:tcBorders>
-            <w:vAlign w:val="center"/>
-          </w:tcPr>
-          <w:p>
-            <w:pPr>
-              <w:jc w:val="center"/>
-              <w:rPr>
-                <w:sz w:val="20"/>
-                <w:szCs w:val="20"/>
-              </w:rPr>
-            </w:pPr>
-          </w:p>
-        </w:tc>
-        <w:tc>
-          <w:tcPr>
-            <w:tcW w:w="1135" w:type="dxa"/>
-            <w:tcBorders>
-              <w:tr2bl w:val="single" w:sz="4" w:space="0" w:color="auto"/>
-            </w:tcBorders>
-            <w:vAlign w:val="center"/>
-          </w:tcPr>
-          <w:p>
-            <w:pPr>
-              <w:jc w:val="center"/>
-              <w:rPr>
-                <w:sz w:val="20"/>
-                <w:szCs w:val="20"/>
-              </w:rPr>
-            </w:pPr>
-          </w:p>
-        </w:tc>
-      </w:tr>
-      <w:tr>
-        <w:trPr>
-          <w:trHeight w:val="297"/>
-        </w:trPr>
-        <w:tc>
-          <w:tcPr>
-            <w:tcW w:w="1842" w:type="dxa"/>
-            <w:vAlign w:val="center"/>
-          </w:tcPr>
-          <w:p>
-            <w:pPr>
-              <w:jc w:val="center"/>
-              <w:rPr>
-                <w:sz w:val="20"/>
-                <w:szCs w:val="20"/>
-              </w:rPr>
-            </w:pPr>
-          </w:p>
-        </w:tc>
-        <w:tc>
-          <w:tcPr>
-            <w:tcW w:w="1135" w:type="dxa"/>
-            <w:tcBorders>
-              <w:tr2bl w:val="single" w:sz="4" w:space="0" w:color="auto"/>
-            </w:tcBorders>
-            <w:vAlign w:val="center"/>
-          </w:tcPr>
-          <w:p>
-            <w:pPr>
-              <w:jc w:val="center"/>
-              <w:rPr>
-                <w:sz w:val="20"/>
-                <w:szCs w:val="20"/>
-                <w:lang w:val="en-US"/>
-              </w:rPr>
-            </w:pPr>
-          </w:p>
-          <w:p>
-            <w:pPr>
-              <w:jc w:val="center"/>
-              <w:rPr>
-                <w:sz w:val="20"/>
-                <w:szCs w:val="20"/>
-                <w:lang w:val="en-US"/>
-              </w:rPr>
-            </w:pPr>
-          </w:p>
-        </w:tc>
-        <w:tc>
-          <w:tcPr>
-            <w:tcW w:w="1135" w:type="dxa"/>
-            <w:tcBorders>
-              <w:tr2bl w:val="single" w:sz="4" w:space="0" w:color="auto"/>
-            </w:tcBorders>
-            <w:vAlign w:val="center"/>
-          </w:tcPr>
-          <w:p>
-            <w:pPr>
-              <w:jc w:val="center"/>
-              <w:rPr>
-                <w:sz w:val="20"/>
-                <w:szCs w:val="20"/>
-              </w:rPr>
-            </w:pPr>
-          </w:p>
-        </w:tc>
-        <w:tc>
-          <w:tcPr>
-            <w:tcW w:w="1135" w:type="dxa"/>
-            <w:tcBorders>
-              <w:tr2bl w:val="single" w:sz="4" w:space="0" w:color="auto"/>
-            </w:tcBorders>
-            <w:vAlign w:val="center"/>
-          </w:tcPr>
-          <w:p>
-            <w:pPr>
-              <w:jc w:val="center"/>
-              <w:rPr>
-                <w:sz w:val="20"/>
-                <w:szCs w:val="20"/>
-              </w:rPr>
-            </w:pPr>
-          </w:p>
-        </w:tc>
-        <w:tc>
-          <w:tcPr>
-            <w:tcW w:w="1135" w:type="dxa"/>
-            <w:tcBorders>
-              <w:tr2bl w:val="single" w:sz="4" w:space="0" w:color="auto"/>
-            </w:tcBorders>
-            <w:vAlign w:val="center"/>
-          </w:tcPr>
-          <w:p>
-            <w:pPr>
-              <w:jc w:val="center"/>
-              <w:rPr>
-                <w:sz w:val="20"/>
-                <w:szCs w:val="20"/>
-              </w:rPr>
-            </w:pPr>
-          </w:p>
-        </w:tc>
-        <w:tc>
-          <w:tcPr>
-            <w:tcW w:w="1135" w:type="dxa"/>
-            <w:tcBorders>
-              <w:tr2bl w:val="single" w:sz="4" w:space="0" w:color="auto"/>
-            </w:tcBorders>
-            <w:vAlign w:val="center"/>
-          </w:tcPr>
-          <w:p>
-            <w:pPr>
-              <w:jc w:val="center"/>
-              <w:rPr>
-                <w:sz w:val="20"/>
-                <w:szCs w:val="20"/>
-              </w:rPr>
-            </w:pPr>
-          </w:p>
-        </w:tc>
-      </w:tr>
-      <w:tr>
-        <w:trPr>
-          <w:trHeight w:val="297"/>
-        </w:trPr>
-        <w:tc>
-          <w:tcPr>
-            <w:tcW w:w="1842" w:type="dxa"/>
-            <w:vAlign w:val="center"/>
-          </w:tcPr>
-          <w:p>
-            <w:pPr>
-              <w:jc w:val="center"/>
-              <w:rPr>
-                <w:sz w:val="20"/>
-                <w:szCs w:val="20"/>
-                <w:lang w:val="en-US"/>
-              </w:rPr>
-            </w:pPr>
-          </w:p>
-        </w:tc>
-        <w:tc>
-          <w:tcPr>
-            <w:tcW w:w="1135" w:type="dxa"/>
-            <w:tcBorders>
-              <w:tr2bl w:val="single" w:sz="4" w:space="0" w:color="auto"/>
-            </w:tcBorders>
-            <w:vAlign w:val="center"/>
-          </w:tcPr>
-          <w:p>
-            <w:pPr>
-              <w:jc w:val="center"/>
-              <w:rPr>
-                <w:sz w:val="20"/>
-                <w:szCs w:val="20"/>
-                <w:lang w:val="en-US"/>
-              </w:rPr>
-            </w:pPr>
-          </w:p>
-          <w:p>
-            <w:pPr>
-              <w:jc w:val="center"/>
-              <w:rPr>
-                <w:sz w:val="20"/>
-                <w:szCs w:val="20"/>
-                <w:lang w:val="en-US"/>
-              </w:rPr>
-            </w:pPr>
-          </w:p>
-        </w:tc>
-        <w:tc>
-          <w:tcPr>
-            <w:tcW w:w="1135" w:type="dxa"/>
-            <w:tcBorders>
-              <w:tr2bl w:val="single" w:sz="4" w:space="0" w:color="auto"/>
-            </w:tcBorders>
-            <w:vAlign w:val="center"/>
-          </w:tcPr>
-          <w:p>
-            <w:pPr>
-              <w:jc w:val="center"/>
-              <w:rPr>
-                <w:sz w:val="20"/>
-                <w:szCs w:val="20"/>
-              </w:rPr>
-            </w:pPr>
-          </w:p>
-        </w:tc>
-        <w:tc>
-          <w:tcPr>
-            <w:tcW w:w="1135" w:type="dxa"/>
-            <w:tcBorders>
-              <w:tr2bl w:val="single" w:sz="4" w:space="0" w:color="auto"/>
-            </w:tcBorders>
-            <w:vAlign w:val="center"/>
-          </w:tcPr>
-          <w:p>
-            <w:pPr>
-              <w:jc w:val="center"/>
-              <w:rPr>
-                <w:sz w:val="20"/>
-                <w:szCs w:val="20"/>
-              </w:rPr>
-            </w:pPr>
-          </w:p>
-        </w:tc>
-        <w:tc>
-          <w:tcPr>
-            <w:tcW w:w="1135" w:type="dxa"/>
-            <w:tcBorders>
-              <w:tr2bl w:val="single" w:sz="4" w:space="0" w:color="auto"/>
-            </w:tcBorders>
-            <w:vAlign w:val="center"/>
-          </w:tcPr>
-          <w:p>
-            <w:pPr>
-              <w:jc w:val="center"/>
-              <w:rPr>
-                <w:sz w:val="20"/>
-                <w:szCs w:val="20"/>
-              </w:rPr>
-            </w:pPr>
-          </w:p>
-        </w:tc>
-        <w:tc>
-          <w:tcPr>
-            <w:tcW w:w="1135" w:type="dxa"/>
-            <w:tcBorders>
-              <w:tr2bl w:val="single" w:sz="4" w:space="0" w:color="auto"/>
-            </w:tcBorders>
-            <w:vAlign w:val="center"/>
-          </w:tcPr>
-          <w:p>
-            <w:pPr>
-              <w:jc w:val="center"/>
-              <w:rPr>
-                <w:sz w:val="20"/>
-                <w:szCs w:val="20"/>
-              </w:rPr>
-            </w:pPr>
-          </w:p>
-        </w:tc>
-      </w:tr>
-    </w:tbl>
     <w:p>
       <w:pPr>
         <w:jc w:val="both"/>
@@ -3550,15 +3382,47 @@
           <w:szCs w:val="22"/>
         </w:rPr>
       </w:pPr>
-    </w:p>
-    <w:p>
-      <w:pPr>
-        <w:jc w:val="both"/>
-        <w:rPr>
-          <w:sz w:val="22"/>
-          <w:szCs w:val="22"/>
-        </w:rPr>
-      </w:pPr>
+      <w:r>
+        <w:rPr>
+          <w:sz w:val="22"/>
+          <w:szCs w:val="22"/>
+        </w:rPr>
+        <w:drawing>
+          <wp:inline distT="0" distB="0" distL="0" distR="0" wp14:anchorId="0FE7A86F" wp14:editId="26CA1904">
+            <wp:extent cx="4625975" cy="2087245"/>
+            <wp:effectExtent l="0" t="0" r="0" b="0"/>
+            <wp:docPr id="87827772" name="Picture 1"/>
+            <wp:cNvGraphicFramePr>
+              <a:graphicFrameLocks xmlns:a="http://schemas.openxmlformats.org/drawingml/2006/main" noChangeAspect="1"/>
+            </wp:cNvGraphicFramePr>
+            <a:graphic xmlns:a="http://schemas.openxmlformats.org/drawingml/2006/main">
+              <a:graphicData uri="http://schemas.openxmlformats.org/drawingml/2006/picture">
+                <pic:pic xmlns:pic="http://schemas.openxmlformats.org/drawingml/2006/picture">
+                  <pic:nvPicPr>
+                    <pic:cNvPr id="87827772" name=""/>
+                    <pic:cNvPicPr/>
+                  </pic:nvPicPr>
+                  <pic:blipFill>
+                    <a:blip r:embed="rId11"/>
+                    <a:stretch>
+                      <a:fillRect/>
+                    </a:stretch>
+                  </pic:blipFill>
+                  <pic:spPr>
+                    <a:xfrm>
+                      <a:off x="0" y="0"/>
+                      <a:ext cx="4625975" cy="2087245"/>
+                    </a:xfrm>
+                    <a:prstGeom prst="rect">
+                      <a:avLst/>
+                    </a:prstGeom>
+                  </pic:spPr>
+                </pic:pic>
+              </a:graphicData>
+            </a:graphic>
+          </wp:inline>
+        </w:drawing>
+      </w:r>
     </w:p>
     <w:p>
       <w:pPr>
@@ -3616,13 +3480,43 @@
       <w:r>
         <w:rPr>
           <w:sz w:val="22"/>
-        </w:rPr>
-        <w:object w:dxaOrig="5309" w:dyaOrig="4245">
-          <v:shape id="_x0000_i1027" type="#_x0000_t75" style="width:360.85pt;height:130.6pt" o:ole="">
-            <v:imagedata r:id="rId7" o:title=""/>
-          </v:shape>
-          <o:OLEObject Type="Embed" ProgID="Word.Picture.8" ShapeID="_x0000_i1027" DrawAspect="Content" ObjectID="_1739142730" r:id="rId11"/>
-        </w:object>
+          <w:szCs w:val="22"/>
+        </w:rPr>
+        <w:drawing>
+          <wp:inline distT="0" distB="0" distL="0" distR="0" wp14:anchorId="0D821A87" wp14:editId="3666E393">
+            <wp:extent cx="4625975" cy="3594735"/>
+            <wp:effectExtent l="0" t="0" r="0" b="0"/>
+            <wp:docPr id="385502573" name="Picture 1"/>
+            <wp:cNvGraphicFramePr>
+              <a:graphicFrameLocks xmlns:a="http://schemas.openxmlformats.org/drawingml/2006/main" noChangeAspect="1"/>
+            </wp:cNvGraphicFramePr>
+            <a:graphic xmlns:a="http://schemas.openxmlformats.org/drawingml/2006/main">
+              <a:graphicData uri="http://schemas.openxmlformats.org/drawingml/2006/picture">
+                <pic:pic xmlns:pic="http://schemas.openxmlformats.org/drawingml/2006/picture">
+                  <pic:nvPicPr>
+                    <pic:cNvPr id="385502573" name=""/>
+                    <pic:cNvPicPr/>
+                  </pic:nvPicPr>
+                  <pic:blipFill>
+                    <a:blip r:embed="rId12"/>
+                    <a:stretch>
+                      <a:fillRect/>
+                    </a:stretch>
+                  </pic:blipFill>
+                  <pic:spPr>
+                    <a:xfrm>
+                      <a:off x="0" y="0"/>
+                      <a:ext cx="4625975" cy="3594735"/>
+                    </a:xfrm>
+                    <a:prstGeom prst="rect">
+                      <a:avLst/>
+                    </a:prstGeom>
+                  </pic:spPr>
+                </pic:pic>
+              </a:graphicData>
+            </a:graphic>
+          </wp:inline>
+        </w:drawing>
       </w:r>
     </w:p>
     <w:p>
@@ -3731,6 +3625,7 @@
         </w:rPr>
         <w:t xml:space="preserve">начальной точки </w:t>
       </w:r>
+      <w:proofErr w:type="gramStart"/>
       <w:r>
         <w:rPr>
           <w:i/>
@@ -3743,7 +3638,14 @@
         <w:rPr>
           <w:sz w:val="22"/>
         </w:rPr>
-        <w:t>(0)</w:t>
+        <w:t>(</w:t>
+      </w:r>
+      <w:proofErr w:type="gramEnd"/>
+      <w:r>
+        <w:rPr>
+          <w:sz w:val="22"/>
+        </w:rPr>
+        <w:t>0)</w:t>
       </w:r>
       <w:r>
         <w:rPr>
@@ -3787,7 +3689,7 @@
           <w:insideH w:val="single" w:sz="4" w:space="0" w:color="auto"/>
           <w:insideV w:val="single" w:sz="4" w:space="0" w:color="auto"/>
         </w:tblBorders>
-        <w:tblLook w:val="01E0"/>
+        <w:tblLook w:val="01E0" w:firstRow="1" w:lastRow="1" w:firstColumn="1" w:lastColumn="1" w:noHBand="0" w:noVBand="0"/>
       </w:tblPr>
       <w:tblGrid>
         <w:gridCol w:w="2481"/>
@@ -3849,6 +3751,7 @@
                 <w:szCs w:val="20"/>
               </w:rPr>
             </w:pPr>
+            <w:proofErr w:type="spellStart"/>
             <w:r>
               <w:rPr>
                 <w:sz w:val="18"/>
@@ -3856,6 +3759,7 @@
               </w:rPr>
               <w:t>Валидационная</w:t>
             </w:r>
+            <w:proofErr w:type="spellEnd"/>
           </w:p>
         </w:tc>
         <w:tc>
@@ -3929,6 +3833,13 @@
                 <w:szCs w:val="20"/>
               </w:rPr>
             </w:pPr>
+            <w:r>
+              <w:rPr>
+                <w:sz w:val="18"/>
+                <w:szCs w:val="20"/>
+              </w:rPr>
+              <w:t>1.0034</w:t>
+            </w:r>
           </w:p>
         </w:tc>
         <w:tc>
@@ -3942,8 +3853,17 @@
               <w:rPr>
                 <w:sz w:val="18"/>
                 <w:szCs w:val="20"/>
-              </w:rPr>
-            </w:pPr>
+                <w:lang w:val="en-US"/>
+              </w:rPr>
+            </w:pPr>
+            <w:r>
+              <w:rPr>
+                <w:sz w:val="18"/>
+                <w:szCs w:val="20"/>
+                <w:lang w:val="en-US"/>
+              </w:rPr>
+              <w:t>1.0153</w:t>
+            </w:r>
           </w:p>
         </w:tc>
         <w:tc>
@@ -3959,6 +3879,13 @@
                 <w:szCs w:val="20"/>
               </w:rPr>
             </w:pPr>
+            <w:r>
+              <w:rPr>
+                <w:sz w:val="18"/>
+                <w:szCs w:val="20"/>
+              </w:rPr>
+              <w:t>1.0455</w:t>
+            </w:r>
           </w:p>
         </w:tc>
       </w:tr>
@@ -4016,15 +3943,13 @@
                 <w:szCs w:val="20"/>
               </w:rPr>
             </w:pPr>
-          </w:p>
-          <w:p>
-            <w:pPr>
-              <w:jc w:val="center"/>
-              <w:rPr>
-                <w:sz w:val="18"/>
-                <w:szCs w:val="20"/>
-              </w:rPr>
-            </w:pPr>
+            <w:r>
+              <w:rPr>
+                <w:sz w:val="18"/>
+                <w:szCs w:val="20"/>
+              </w:rPr>
+              <w:t>0.2528</w:t>
+            </w:r>
           </w:p>
         </w:tc>
         <w:tc>
@@ -4040,6 +3965,13 @@
                 <w:szCs w:val="20"/>
               </w:rPr>
             </w:pPr>
+            <w:r>
+              <w:rPr>
+                <w:sz w:val="18"/>
+                <w:szCs w:val="20"/>
+              </w:rPr>
+              <w:t>0.2793</w:t>
+            </w:r>
           </w:p>
         </w:tc>
         <w:tc>
@@ -4055,6 +3987,13 @@
                 <w:szCs w:val="20"/>
               </w:rPr>
             </w:pPr>
+            <w:r>
+              <w:rPr>
+                <w:sz w:val="18"/>
+                <w:szCs w:val="20"/>
+              </w:rPr>
+              <w:t>0.3115</w:t>
+            </w:r>
           </w:p>
         </w:tc>
       </w:tr>
@@ -4094,13 +4033,44 @@
       <w:r>
         <w:rPr>
           <w:sz w:val="22"/>
-        </w:rPr>
-        <w:object w:dxaOrig="5309" w:dyaOrig="4245">
-          <v:shape id="_x0000_i1028" type="#_x0000_t75" style="width:360.85pt;height:119.7pt" o:ole="">
-            <v:imagedata r:id="rId7" o:title=""/>
-          </v:shape>
-          <o:OLEObject Type="Embed" ProgID="Word.Picture.8" ShapeID="_x0000_i1028" DrawAspect="Content" ObjectID="_1739142731" r:id="rId12"/>
-        </w:object>
+          <w:szCs w:val="22"/>
+        </w:rPr>
+        <w:lastRenderedPageBreak/>
+        <w:drawing>
+          <wp:inline distT="0" distB="0" distL="0" distR="0" wp14:anchorId="352D2BC8" wp14:editId="377047C3">
+            <wp:extent cx="4625975" cy="3594735"/>
+            <wp:effectExtent l="0" t="0" r="0" b="0"/>
+            <wp:docPr id="1585840762" name="Picture 1"/>
+            <wp:cNvGraphicFramePr>
+              <a:graphicFrameLocks xmlns:a="http://schemas.openxmlformats.org/drawingml/2006/main" noChangeAspect="1"/>
+            </wp:cNvGraphicFramePr>
+            <a:graphic xmlns:a="http://schemas.openxmlformats.org/drawingml/2006/main">
+              <a:graphicData uri="http://schemas.openxmlformats.org/drawingml/2006/picture">
+                <pic:pic xmlns:pic="http://schemas.openxmlformats.org/drawingml/2006/picture">
+                  <pic:nvPicPr>
+                    <pic:cNvPr id="1585840762" name=""/>
+                    <pic:cNvPicPr/>
+                  </pic:nvPicPr>
+                  <pic:blipFill>
+                    <a:blip r:embed="rId13"/>
+                    <a:stretch>
+                      <a:fillRect/>
+                    </a:stretch>
+                  </pic:blipFill>
+                  <pic:spPr>
+                    <a:xfrm>
+                      <a:off x="0" y="0"/>
+                      <a:ext cx="4625975" cy="3594735"/>
+                    </a:xfrm>
+                    <a:prstGeom prst="rect">
+                      <a:avLst/>
+                    </a:prstGeom>
+                  </pic:spPr>
+                </pic:pic>
+              </a:graphicData>
+            </a:graphic>
+          </wp:inline>
+        </w:drawing>
       </w:r>
     </w:p>
     <w:p>
@@ -4152,19 +4122,136 @@
         <w:jc w:val="both"/>
         <w:rPr>
           <w:sz w:val="22"/>
-        </w:rPr>
-      </w:pPr>
-      <w:r>
-        <w:rPr>
-          <w:sz w:val="22"/>
-        </w:rPr>
-        <w:t>Выводы:____________________________________________________________________________________________________________________________________________________________________________________________________________________________________________________________</w:t>
+          <w:lang w:val="en-US"/>
+        </w:rPr>
+      </w:pPr>
+    </w:p>
+    <w:p>
+      <w:pPr>
+        <w:jc w:val="both"/>
+        <w:rPr>
+          <w:sz w:val="22"/>
+          <w:lang w:val="en-US"/>
+        </w:rPr>
+      </w:pPr>
+    </w:p>
+    <w:p>
+      <w:pPr>
+        <w:jc w:val="both"/>
+        <w:rPr>
+          <w:sz w:val="22"/>
+        </w:rPr>
+      </w:pPr>
+      <w:r>
+        <w:rPr>
+          <w:sz w:val="22"/>
+        </w:rPr>
+        <w:t>Выводы:</w:t>
+      </w:r>
+      <w:r>
+        <w:rPr>
+          <w:sz w:val="22"/>
+        </w:rPr>
+        <w:t xml:space="preserve"> </w:t>
+      </w:r>
+    </w:p>
+    <w:p>
+      <w:pPr>
+        <w:jc w:val="both"/>
+        <w:rPr>
+          <w:sz w:val="22"/>
+        </w:rPr>
+      </w:pPr>
+      <w:r>
+        <w:rPr>
+          <w:sz w:val="22"/>
+        </w:rPr>
+        <w:t xml:space="preserve">- </w:t>
+      </w:r>
+      <w:r>
+        <w:rPr>
+          <w:sz w:val="22"/>
+        </w:rPr>
+        <w:t>Данные</w:t>
+      </w:r>
+      <w:r>
+        <w:rPr>
+          <w:sz w:val="22"/>
+        </w:rPr>
+        <w:t xml:space="preserve"> изначально сильно зашумлены и примечательно, как модель в таком случае может приходить к одному и тому же распределению областей решения.</w:t>
+      </w:r>
+    </w:p>
+    <w:p>
+      <w:pPr>
+        <w:jc w:val="both"/>
+        <w:rPr>
+          <w:sz w:val="22"/>
+        </w:rPr>
+      </w:pPr>
+      <w:r>
+        <w:rPr>
+          <w:sz w:val="22"/>
+        </w:rPr>
+        <w:t xml:space="preserve">- Стоит поменять оптимизатор, функции активации, добавить </w:t>
+      </w:r>
+      <w:r>
+        <w:rPr>
+          <w:sz w:val="22"/>
+          <w:lang w:val="en-US"/>
+        </w:rPr>
+        <w:t>scheduler</w:t>
+      </w:r>
+      <w:r>
+        <w:rPr>
+          <w:sz w:val="22"/>
+        </w:rPr>
+        <w:t>, тогда решение будет менее стабильно. Это позволит найти более оптимальное решение.</w:t>
+      </w:r>
+    </w:p>
+    <w:p>
+      <w:pPr>
+        <w:jc w:val="both"/>
+        <w:rPr>
+          <w:sz w:val="22"/>
+        </w:rPr>
+      </w:pPr>
+      <w:r>
+        <w:rPr>
+          <w:sz w:val="22"/>
+        </w:rPr>
+        <w:t xml:space="preserve">- Возможно стоит использовать другие методы решения этой задачи. </w:t>
+      </w:r>
+      <w:r>
+        <w:rPr>
+          <w:sz w:val="22"/>
+        </w:rPr>
+        <w:t>Например,</w:t>
+      </w:r>
+      <w:r>
+        <w:rPr>
+          <w:sz w:val="22"/>
+        </w:rPr>
+        <w:t xml:space="preserve"> лес/</w:t>
+      </w:r>
+      <w:proofErr w:type="spellStart"/>
+      <w:r>
+        <w:rPr>
+          <w:sz w:val="22"/>
+        </w:rPr>
+        <w:t>бустинг</w:t>
+      </w:r>
+      <w:proofErr w:type="spellEnd"/>
+      <w:r>
+        <w:rPr>
+          <w:sz w:val="22"/>
+        </w:rPr>
+        <w:t>.</w:t>
       </w:r>
     </w:p>
     <w:sectPr>
-      <w:headerReference w:type="default" r:id="rId13"/>
-      <w:footerReference w:type="even" r:id="rId14"/>
-      <w:footerReference w:type="default" r:id="rId15"/>
+      <w:headerReference w:type="default" r:id="rId14"/>
+      <w:footerReference w:type="even" r:id="rId15"/>
+      <w:footerReference w:type="default" r:id="rId16"/>
       <w:pgSz w:w="8419" w:h="11906" w:orient="landscape" w:code="9"/>
       <w:pgMar w:top="851" w:right="567" w:bottom="567" w:left="567" w:header="709" w:footer="284" w:gutter="0"/>
       <w:cols w:space="708"/>
@@ -4175,7 +4262,7 @@
 </file>
 
 <file path=word/endnotes.xml><?xml version="1.0" encoding="utf-8"?>
-<w:endnotes xmlns:ve="http://schemas.openxmlformats.org/markup-compatibility/2006" xmlns:o="urn:schemas-microsoft-com:office:office" xmlns:r="http://schemas.openxmlformats.org/officeDocument/2006/relationships" xmlns:m="http://schemas.openxmlformats.org/officeDocument/2006/math" xmlns:v="urn:schemas-microsoft-com:vml" xmlns:wp="http://schemas.openxmlformats.org/drawingml/2006/wordprocessingDrawing" xmlns:w10="urn:schemas-microsoft-com:office:word" xmlns:w="http://schemas.openxmlformats.org/wordprocessingml/2006/main" xmlns:wne="http://schemas.microsoft.com/office/word/2006/wordml">
+<w:endnotes xmlns:wpc="http://schemas.microsoft.com/office/word/2010/wordprocessingCanvas" xmlns:cx="http://schemas.microsoft.com/office/drawing/2014/chartex" xmlns:cx1="http://schemas.microsoft.com/office/drawing/2015/9/8/chartex" xmlns:cx2="http://schemas.microsoft.com/office/drawing/2015/10/21/chartex" xmlns:cx3="http://schemas.microsoft.com/office/drawing/2016/5/9/chartex" xmlns:cx4="http://schemas.microsoft.com/office/drawing/2016/5/10/chartex" xmlns:cx5="http://schemas.microsoft.com/office/drawing/2016/5/11/chartex" xmlns:cx6="http://schemas.microsoft.com/office/drawing/2016/5/12/chartex" xmlns:cx7="http://schemas.microsoft.com/office/drawing/2016/5/13/chartex" xmlns:cx8="http://schemas.microsoft.com/office/drawing/2016/5/14/chartex" xmlns:mc="http://schemas.openxmlformats.org/markup-compatibility/2006" xmlns:aink="http://schemas.microsoft.com/office/drawing/2016/ink" xmlns:am3d="http://schemas.microsoft.com/office/drawing/2017/model3d" xmlns:o="urn:schemas-microsoft-com:office:office" xmlns:oel="http://schemas.microsoft.com/office/2019/extlst" xmlns:r="http://schemas.openxmlformats.org/officeDocument/2006/relationships" xmlns:m="http://schemas.openxmlformats.org/officeDocument/2006/math" xmlns:v="urn:schemas-microsoft-com:vml" xmlns:wp14="http://schemas.microsoft.com/office/word/2010/wordprocessingDrawing" xmlns:wp="http://schemas.openxmlformats.org/drawingml/2006/wordprocessingDrawing" xmlns:w10="urn:schemas-microsoft-com:office:word" xmlns:w="http://schemas.openxmlformats.org/wordprocessingml/2006/main" xmlns:w14="http://schemas.microsoft.com/office/word/2010/wordml" xmlns:w15="http://schemas.microsoft.com/office/word/2012/wordml" xmlns:w16cex="http://schemas.microsoft.com/office/word/2018/wordml/cex" xmlns:w16cid="http://schemas.microsoft.com/office/word/2016/wordml/cid" xmlns:w16="http://schemas.microsoft.com/office/word/2018/wordml" xmlns:w16du="http://schemas.microsoft.com/office/word/2023/wordml/word16du" xmlns:w16sdtdh="http://schemas.microsoft.com/office/word/2020/wordml/sdtdatahash" xmlns:w16sdtfl="http://schemas.microsoft.com/office/word/2024/wordml/sdtformatlock" xmlns:w16se="http://schemas.microsoft.com/office/word/2015/wordml/symex" xmlns:wpg="http://schemas.microsoft.com/office/word/2010/wordprocessingGroup" xmlns:wpi="http://schemas.microsoft.com/office/word/2010/wordprocessingInk" xmlns:wne="http://schemas.microsoft.com/office/word/2006/wordml" xmlns:wps="http://schemas.microsoft.com/office/word/2010/wordprocessingShape" mc:Ignorable="w14 w15 w16se w16cid w16 w16cex w16sdtdh w16sdtfl w16du wp14">
   <w:endnote w:type="separator" w:id="-1">
     <w:p>
       <w:r>
@@ -4194,37 +4281,37 @@
 </file>
 
 <file path=word/footer1.xml><?xml version="1.0" encoding="utf-8"?>
-<w:ftr xmlns:ve="http://schemas.openxmlformats.org/markup-compatibility/2006" xmlns:o="urn:schemas-microsoft-com:office:office" xmlns:r="http://schemas.openxmlformats.org/officeDocument/2006/relationships" xmlns:m="http://schemas.openxmlformats.org/officeDocument/2006/math" xmlns:v="urn:schemas-microsoft-com:vml" xmlns:wp="http://schemas.openxmlformats.org/drawingml/2006/wordprocessingDrawing" xmlns:w10="urn:schemas-microsoft-com:office:word" xmlns:w="http://schemas.openxmlformats.org/wordprocessingml/2006/main" xmlns:wne="http://schemas.microsoft.com/office/word/2006/wordml">
+<w:ftr xmlns:wpc="http://schemas.microsoft.com/office/word/2010/wordprocessingCanvas" xmlns:cx="http://schemas.microsoft.com/office/drawing/2014/chartex" xmlns:cx1="http://schemas.microsoft.com/office/drawing/2015/9/8/chartex" xmlns:cx2="http://schemas.microsoft.com/office/drawing/2015/10/21/chartex" xmlns:cx3="http://schemas.microsoft.com/office/drawing/2016/5/9/chartex" xmlns:cx4="http://schemas.microsoft.com/office/drawing/2016/5/10/chartex" xmlns:cx5="http://schemas.microsoft.com/office/drawing/2016/5/11/chartex" xmlns:cx6="http://schemas.microsoft.com/office/drawing/2016/5/12/chartex" xmlns:cx7="http://schemas.microsoft.com/office/drawing/2016/5/13/chartex" xmlns:cx8="http://schemas.microsoft.com/office/drawing/2016/5/14/chartex" xmlns:mc="http://schemas.openxmlformats.org/markup-compatibility/2006" xmlns:aink="http://schemas.microsoft.com/office/drawing/2016/ink" xmlns:am3d="http://schemas.microsoft.com/office/drawing/2017/model3d" xmlns:o="urn:schemas-microsoft-com:office:office" xmlns:oel="http://schemas.microsoft.com/office/2019/extlst" xmlns:r="http://schemas.openxmlformats.org/officeDocument/2006/relationships" xmlns:m="http://schemas.openxmlformats.org/officeDocument/2006/math" xmlns:v="urn:schemas-microsoft-com:vml" xmlns:wp14="http://schemas.microsoft.com/office/word/2010/wordprocessingDrawing" xmlns:wp="http://schemas.openxmlformats.org/drawingml/2006/wordprocessingDrawing" xmlns:w10="urn:schemas-microsoft-com:office:word" xmlns:w="http://schemas.openxmlformats.org/wordprocessingml/2006/main" xmlns:w14="http://schemas.microsoft.com/office/word/2010/wordml" xmlns:w15="http://schemas.microsoft.com/office/word/2012/wordml" xmlns:w16cex="http://schemas.microsoft.com/office/word/2018/wordml/cex" xmlns:w16cid="http://schemas.microsoft.com/office/word/2016/wordml/cid" xmlns:w16="http://schemas.microsoft.com/office/word/2018/wordml" xmlns:w16du="http://schemas.microsoft.com/office/word/2023/wordml/word16du" xmlns:w16sdtdh="http://schemas.microsoft.com/office/word/2020/wordml/sdtdatahash" xmlns:w16sdtfl="http://schemas.microsoft.com/office/word/2024/wordml/sdtformatlock" xmlns:w16se="http://schemas.microsoft.com/office/word/2015/wordml/symex" xmlns:wpg="http://schemas.microsoft.com/office/word/2010/wordprocessingGroup" xmlns:wpi="http://schemas.microsoft.com/office/word/2010/wordprocessingInk" xmlns:wne="http://schemas.microsoft.com/office/word/2006/wordml" xmlns:wps="http://schemas.microsoft.com/office/word/2010/wordprocessingShape" mc:Ignorable="w14 w15 w16se w16cid w16 w16cex w16sdtdh w16sdtfl w16du wp14">
   <w:p>
     <w:pPr>
-      <w:pStyle w:val="a4"/>
+      <w:pStyle w:val="Footer"/>
       <w:framePr w:wrap="around" w:vAnchor="text" w:hAnchor="margin" w:xAlign="inside" w:y="1"/>
       <w:rPr>
-        <w:rStyle w:val="a6"/>
+        <w:rStyle w:val="PageNumber"/>
       </w:rPr>
     </w:pPr>
     <w:r>
       <w:rPr>
-        <w:rStyle w:val="a6"/>
+        <w:rStyle w:val="PageNumber"/>
       </w:rPr>
       <w:fldChar w:fldCharType="begin"/>
     </w:r>
     <w:r>
       <w:rPr>
-        <w:rStyle w:val="a6"/>
+        <w:rStyle w:val="PageNumber"/>
       </w:rPr>
       <w:instrText xml:space="preserve">PAGE  </w:instrText>
     </w:r>
     <w:r>
       <w:rPr>
-        <w:rStyle w:val="a6"/>
+        <w:rStyle w:val="PageNumber"/>
       </w:rPr>
       <w:fldChar w:fldCharType="end"/>
     </w:r>
   </w:p>
   <w:p>
     <w:pPr>
-      <w:pStyle w:val="a4"/>
+      <w:pStyle w:val="Footer"/>
       <w:ind w:right="360" w:firstLine="360"/>
     </w:pPr>
   </w:p>
@@ -4232,40 +4319,40 @@
 </file>
 
 <file path=word/footer2.xml><?xml version="1.0" encoding="utf-8"?>
-<w:ftr xmlns:ve="http://schemas.openxmlformats.org/markup-compatibility/2006" xmlns:o="urn:schemas-microsoft-com:office:office" xmlns:r="http://schemas.openxmlformats.org/officeDocument/2006/relationships" xmlns:m="http://schemas.openxmlformats.org/officeDocument/2006/math" xmlns:v="urn:schemas-microsoft-com:vml" xmlns:wp="http://schemas.openxmlformats.org/drawingml/2006/wordprocessingDrawing" xmlns:w10="urn:schemas-microsoft-com:office:word" xmlns:w="http://schemas.openxmlformats.org/wordprocessingml/2006/main" xmlns:wne="http://schemas.microsoft.com/office/word/2006/wordml">
+<w:ftr xmlns:wpc="http://schemas.microsoft.com/office/word/2010/wordprocessingCanvas" xmlns:cx="http://schemas.microsoft.com/office/drawing/2014/chartex" xmlns:cx1="http://schemas.microsoft.com/office/drawing/2015/9/8/chartex" xmlns:cx2="http://schemas.microsoft.com/office/drawing/2015/10/21/chartex" xmlns:cx3="http://schemas.microsoft.com/office/drawing/2016/5/9/chartex" xmlns:cx4="http://schemas.microsoft.com/office/drawing/2016/5/10/chartex" xmlns:cx5="http://schemas.microsoft.com/office/drawing/2016/5/11/chartex" xmlns:cx6="http://schemas.microsoft.com/office/drawing/2016/5/12/chartex" xmlns:cx7="http://schemas.microsoft.com/office/drawing/2016/5/13/chartex" xmlns:cx8="http://schemas.microsoft.com/office/drawing/2016/5/14/chartex" xmlns:mc="http://schemas.openxmlformats.org/markup-compatibility/2006" xmlns:aink="http://schemas.microsoft.com/office/drawing/2016/ink" xmlns:am3d="http://schemas.microsoft.com/office/drawing/2017/model3d" xmlns:o="urn:schemas-microsoft-com:office:office" xmlns:oel="http://schemas.microsoft.com/office/2019/extlst" xmlns:r="http://schemas.openxmlformats.org/officeDocument/2006/relationships" xmlns:m="http://schemas.openxmlformats.org/officeDocument/2006/math" xmlns:v="urn:schemas-microsoft-com:vml" xmlns:wp14="http://schemas.microsoft.com/office/word/2010/wordprocessingDrawing" xmlns:wp="http://schemas.openxmlformats.org/drawingml/2006/wordprocessingDrawing" xmlns:w10="urn:schemas-microsoft-com:office:word" xmlns:w="http://schemas.openxmlformats.org/wordprocessingml/2006/main" xmlns:w14="http://schemas.microsoft.com/office/word/2010/wordml" xmlns:w15="http://schemas.microsoft.com/office/word/2012/wordml" xmlns:w16cex="http://schemas.microsoft.com/office/word/2018/wordml/cex" xmlns:w16cid="http://schemas.microsoft.com/office/word/2016/wordml/cid" xmlns:w16="http://schemas.microsoft.com/office/word/2018/wordml" xmlns:w16du="http://schemas.microsoft.com/office/word/2023/wordml/word16du" xmlns:w16sdtdh="http://schemas.microsoft.com/office/word/2020/wordml/sdtdatahash" xmlns:w16sdtfl="http://schemas.microsoft.com/office/word/2024/wordml/sdtformatlock" xmlns:w16se="http://schemas.microsoft.com/office/word/2015/wordml/symex" xmlns:wpg="http://schemas.microsoft.com/office/word/2010/wordprocessingGroup" xmlns:wpi="http://schemas.microsoft.com/office/word/2010/wordprocessingInk" xmlns:wne="http://schemas.microsoft.com/office/word/2006/wordml" xmlns:wps="http://schemas.microsoft.com/office/word/2010/wordprocessingShape" mc:Ignorable="w14 w15 w16se w16cid w16 w16cex w16sdtdh w16sdtfl w16du wp14">
   <w:p>
     <w:pPr>
-      <w:pStyle w:val="a4"/>
+      <w:pStyle w:val="Footer"/>
       <w:framePr w:wrap="around" w:vAnchor="text" w:hAnchor="margin" w:xAlign="inside" w:y="1"/>
       <w:rPr>
-        <w:rStyle w:val="a6"/>
+        <w:rStyle w:val="PageNumber"/>
         <w:sz w:val="20"/>
       </w:rPr>
     </w:pPr>
     <w:r>
       <w:rPr>
-        <w:rStyle w:val="a6"/>
+        <w:rStyle w:val="PageNumber"/>
         <w:sz w:val="20"/>
       </w:rPr>
       <w:fldChar w:fldCharType="begin"/>
     </w:r>
     <w:r>
       <w:rPr>
-        <w:rStyle w:val="a6"/>
+        <w:rStyle w:val="PageNumber"/>
         <w:sz w:val="20"/>
       </w:rPr>
       <w:instrText xml:space="preserve">PAGE  </w:instrText>
     </w:r>
     <w:r>
       <w:rPr>
-        <w:rStyle w:val="a6"/>
+        <w:rStyle w:val="PageNumber"/>
         <w:sz w:val="20"/>
       </w:rPr>
       <w:fldChar w:fldCharType="separate"/>
     </w:r>
     <w:r>
       <w:rPr>
-        <w:rStyle w:val="a6"/>
+        <w:rStyle w:val="PageNumber"/>
         <w:noProof/>
         <w:sz w:val="20"/>
       </w:rPr>
@@ -4273,7 +4360,7 @@
     </w:r>
     <w:r>
       <w:rPr>
-        <w:rStyle w:val="a6"/>
+        <w:rStyle w:val="PageNumber"/>
         <w:sz w:val="20"/>
       </w:rPr>
       <w:fldChar w:fldCharType="end"/>
@@ -4281,7 +4368,7 @@
   </w:p>
   <w:p>
     <w:pPr>
-      <w:pStyle w:val="a4"/>
+      <w:pStyle w:val="Footer"/>
       <w:ind w:right="360" w:firstLine="360"/>
     </w:pPr>
   </w:p>
@@ -4289,7 +4376,7 @@
 </file>
 
 <file path=word/footnotes.xml><?xml version="1.0" encoding="utf-8"?>
-<w:footnotes xmlns:ve="http://schemas.openxmlformats.org/markup-compatibility/2006" xmlns:o="urn:schemas-microsoft-com:office:office" xmlns:r="http://schemas.openxmlformats.org/officeDocument/2006/relationships" xmlns:m="http://schemas.openxmlformats.org/officeDocument/2006/math" xmlns:v="urn:schemas-microsoft-com:vml" xmlns:wp="http://schemas.openxmlformats.org/drawingml/2006/wordprocessingDrawing" xmlns:w10="urn:schemas-microsoft-com:office:word" xmlns:w="http://schemas.openxmlformats.org/wordprocessingml/2006/main" xmlns:wne="http://schemas.microsoft.com/office/word/2006/wordml">
+<w:footnotes xmlns:wpc="http://schemas.microsoft.com/office/word/2010/wordprocessingCanvas" xmlns:cx="http://schemas.microsoft.com/office/drawing/2014/chartex" xmlns:cx1="http://schemas.microsoft.com/office/drawing/2015/9/8/chartex" xmlns:cx2="http://schemas.microsoft.com/office/drawing/2015/10/21/chartex" xmlns:cx3="http://schemas.microsoft.com/office/drawing/2016/5/9/chartex" xmlns:cx4="http://schemas.microsoft.com/office/drawing/2016/5/10/chartex" xmlns:cx5="http://schemas.microsoft.com/office/drawing/2016/5/11/chartex" xmlns:cx6="http://schemas.microsoft.com/office/drawing/2016/5/12/chartex" xmlns:cx7="http://schemas.microsoft.com/office/drawing/2016/5/13/chartex" xmlns:cx8="http://schemas.microsoft.com/office/drawing/2016/5/14/chartex" xmlns:mc="http://schemas.openxmlformats.org/markup-compatibility/2006" xmlns:aink="http://schemas.microsoft.com/office/drawing/2016/ink" xmlns:am3d="http://schemas.microsoft.com/office/drawing/2017/model3d" xmlns:o="urn:schemas-microsoft-com:office:office" xmlns:oel="http://schemas.microsoft.com/office/2019/extlst" xmlns:r="http://schemas.openxmlformats.org/officeDocument/2006/relationships" xmlns:m="http://schemas.openxmlformats.org/officeDocument/2006/math" xmlns:v="urn:schemas-microsoft-com:vml" xmlns:wp14="http://schemas.microsoft.com/office/word/2010/wordprocessingDrawing" xmlns:wp="http://schemas.openxmlformats.org/drawingml/2006/wordprocessingDrawing" xmlns:w10="urn:schemas-microsoft-com:office:word" xmlns:w="http://schemas.openxmlformats.org/wordprocessingml/2006/main" xmlns:w14="http://schemas.microsoft.com/office/word/2010/wordml" xmlns:w15="http://schemas.microsoft.com/office/word/2012/wordml" xmlns:w16cex="http://schemas.microsoft.com/office/word/2018/wordml/cex" xmlns:w16cid="http://schemas.microsoft.com/office/word/2016/wordml/cid" xmlns:w16="http://schemas.microsoft.com/office/word/2018/wordml" xmlns:w16du="http://schemas.microsoft.com/office/word/2023/wordml/word16du" xmlns:w16sdtdh="http://schemas.microsoft.com/office/word/2020/wordml/sdtdatahash" xmlns:w16sdtfl="http://schemas.microsoft.com/office/word/2024/wordml/sdtformatlock" xmlns:w16se="http://schemas.microsoft.com/office/word/2015/wordml/symex" xmlns:wpg="http://schemas.microsoft.com/office/word/2010/wordprocessingGroup" xmlns:wpi="http://schemas.microsoft.com/office/word/2010/wordprocessingInk" xmlns:wne="http://schemas.microsoft.com/office/word/2006/wordml" xmlns:wps="http://schemas.microsoft.com/office/word/2010/wordprocessingShape" mc:Ignorable="w14 w15 w16se w16cid w16 w16cex w16sdtdh w16sdtfl w16du wp14">
   <w:footnote w:type="separator" w:id="-1">
     <w:p>
       <w:r>
@@ -4308,10 +4395,10 @@
 </file>
 
 <file path=word/header1.xml><?xml version="1.0" encoding="utf-8"?>
-<w:hdr xmlns:ve="http://schemas.openxmlformats.org/markup-compatibility/2006" xmlns:o="urn:schemas-microsoft-com:office:office" xmlns:r="http://schemas.openxmlformats.org/officeDocument/2006/relationships" xmlns:m="http://schemas.openxmlformats.org/officeDocument/2006/math" xmlns:v="urn:schemas-microsoft-com:vml" xmlns:wp="http://schemas.openxmlformats.org/drawingml/2006/wordprocessingDrawing" xmlns:w10="urn:schemas-microsoft-com:office:word" xmlns:w="http://schemas.openxmlformats.org/wordprocessingml/2006/main" xmlns:wne="http://schemas.microsoft.com/office/word/2006/wordml">
+<w:hdr xmlns:wpc="http://schemas.microsoft.com/office/word/2010/wordprocessingCanvas" xmlns:cx="http://schemas.microsoft.com/office/drawing/2014/chartex" xmlns:cx1="http://schemas.microsoft.com/office/drawing/2015/9/8/chartex" xmlns:cx2="http://schemas.microsoft.com/office/drawing/2015/10/21/chartex" xmlns:cx3="http://schemas.microsoft.com/office/drawing/2016/5/9/chartex" xmlns:cx4="http://schemas.microsoft.com/office/drawing/2016/5/10/chartex" xmlns:cx5="http://schemas.microsoft.com/office/drawing/2016/5/11/chartex" xmlns:cx6="http://schemas.microsoft.com/office/drawing/2016/5/12/chartex" xmlns:cx7="http://schemas.microsoft.com/office/drawing/2016/5/13/chartex" xmlns:cx8="http://schemas.microsoft.com/office/drawing/2016/5/14/chartex" xmlns:mc="http://schemas.openxmlformats.org/markup-compatibility/2006" xmlns:aink="http://schemas.microsoft.com/office/drawing/2016/ink" xmlns:am3d="http://schemas.microsoft.com/office/drawing/2017/model3d" xmlns:o="urn:schemas-microsoft-com:office:office" xmlns:oel="http://schemas.microsoft.com/office/2019/extlst" xmlns:r="http://schemas.openxmlformats.org/officeDocument/2006/relationships" xmlns:m="http://schemas.openxmlformats.org/officeDocument/2006/math" xmlns:v="urn:schemas-microsoft-com:vml" xmlns:wp14="http://schemas.microsoft.com/office/word/2010/wordprocessingDrawing" xmlns:wp="http://schemas.openxmlformats.org/drawingml/2006/wordprocessingDrawing" xmlns:w10="urn:schemas-microsoft-com:office:word" xmlns:w="http://schemas.openxmlformats.org/wordprocessingml/2006/main" xmlns:w14="http://schemas.microsoft.com/office/word/2010/wordml" xmlns:w15="http://schemas.microsoft.com/office/word/2012/wordml" xmlns:w16cex="http://schemas.microsoft.com/office/word/2018/wordml/cex" xmlns:w16cid="http://schemas.microsoft.com/office/word/2016/wordml/cid" xmlns:w16="http://schemas.microsoft.com/office/word/2018/wordml" xmlns:w16du="http://schemas.microsoft.com/office/word/2023/wordml/word16du" xmlns:w16sdtdh="http://schemas.microsoft.com/office/word/2020/wordml/sdtdatahash" xmlns:w16sdtfl="http://schemas.microsoft.com/office/word/2024/wordml/sdtformatlock" xmlns:w16se="http://schemas.microsoft.com/office/word/2015/wordml/symex" xmlns:wpg="http://schemas.microsoft.com/office/word/2010/wordprocessingGroup" xmlns:wpi="http://schemas.microsoft.com/office/word/2010/wordprocessingInk" xmlns:wne="http://schemas.microsoft.com/office/word/2006/wordml" xmlns:wps="http://schemas.microsoft.com/office/word/2010/wordprocessingShape" mc:Ignorable="w14 w15 w16se w16cid w16 w16cex w16sdtdh w16sdtfl w16du wp14">
   <w:p>
     <w:pPr>
-      <w:pStyle w:val="a3"/>
+      <w:pStyle w:val="Header"/>
       <w:tabs>
         <w:tab w:val="clear" w:pos="4677"/>
         <w:tab w:val="clear" w:pos="9355"/>
@@ -4343,7 +4430,6 @@
         <w:color w:val="808080"/>
         <w:sz w:val="16"/>
         <w:szCs w:val="16"/>
-        <w:lang w:val="en-US"/>
       </w:rPr>
       <w:t>2</w:t>
     </w:r>
@@ -4371,7 +4457,6 @@
         <w:color w:val="808080"/>
         <w:sz w:val="16"/>
         <w:szCs w:val="16"/>
-        <w:lang w:val="en-US"/>
       </w:rPr>
       <w:t>3</w:t>
     </w:r>
@@ -4389,8 +4474,8 @@
 </file>
 
 <file path=word/numbering.xml><?xml version="1.0" encoding="utf-8"?>
-<w:numbering xmlns:ve="http://schemas.openxmlformats.org/markup-compatibility/2006" xmlns:o="urn:schemas-microsoft-com:office:office" xmlns:r="http://schemas.openxmlformats.org/officeDocument/2006/relationships" xmlns:m="http://schemas.openxmlformats.org/officeDocument/2006/math" xmlns:v="urn:schemas-microsoft-com:vml" xmlns:wp="http://schemas.openxmlformats.org/drawingml/2006/wordprocessingDrawing" xmlns:w10="urn:schemas-microsoft-com:office:word" xmlns:w="http://schemas.openxmlformats.org/wordprocessingml/2006/main" xmlns:wne="http://schemas.microsoft.com/office/word/2006/wordml">
-  <w:abstractNum w:abstractNumId="0">
+<w:numbering xmlns:wpc="http://schemas.microsoft.com/office/word/2010/wordprocessingCanvas" xmlns:cx="http://schemas.microsoft.com/office/drawing/2014/chartex" xmlns:cx1="http://schemas.microsoft.com/office/drawing/2015/9/8/chartex" xmlns:cx2="http://schemas.microsoft.com/office/drawing/2015/10/21/chartex" xmlns:cx3="http://schemas.microsoft.com/office/drawing/2016/5/9/chartex" xmlns:cx4="http://schemas.microsoft.com/office/drawing/2016/5/10/chartex" xmlns:cx5="http://schemas.microsoft.com/office/drawing/2016/5/11/chartex" xmlns:cx6="http://schemas.microsoft.com/office/drawing/2016/5/12/chartex" xmlns:cx7="http://schemas.microsoft.com/office/drawing/2016/5/13/chartex" xmlns:cx8="http://schemas.microsoft.com/office/drawing/2016/5/14/chartex" xmlns:mc="http://schemas.openxmlformats.org/markup-compatibility/2006" xmlns:aink="http://schemas.microsoft.com/office/drawing/2016/ink" xmlns:am3d="http://schemas.microsoft.com/office/drawing/2017/model3d" xmlns:o="urn:schemas-microsoft-com:office:office" xmlns:oel="http://schemas.microsoft.com/office/2019/extlst" xmlns:r="http://schemas.openxmlformats.org/officeDocument/2006/relationships" xmlns:m="http://schemas.openxmlformats.org/officeDocument/2006/math" xmlns:v="urn:schemas-microsoft-com:vml" xmlns:wp14="http://schemas.microsoft.com/office/word/2010/wordprocessingDrawing" xmlns:wp="http://schemas.openxmlformats.org/drawingml/2006/wordprocessingDrawing" xmlns:w10="urn:schemas-microsoft-com:office:word" xmlns:w="http://schemas.openxmlformats.org/wordprocessingml/2006/main" xmlns:w14="http://schemas.microsoft.com/office/word/2010/wordml" xmlns:w15="http://schemas.microsoft.com/office/word/2012/wordml" xmlns:w16cex="http://schemas.microsoft.com/office/word/2018/wordml/cex" xmlns:w16cid="http://schemas.microsoft.com/office/word/2016/wordml/cid" xmlns:w16="http://schemas.microsoft.com/office/word/2018/wordml" xmlns:w16du="http://schemas.microsoft.com/office/word/2023/wordml/word16du" xmlns:w16sdtdh="http://schemas.microsoft.com/office/word/2020/wordml/sdtdatahash" xmlns:w16sdtfl="http://schemas.microsoft.com/office/word/2024/wordml/sdtformatlock" xmlns:w16se="http://schemas.microsoft.com/office/word/2015/wordml/symex" xmlns:wpg="http://schemas.microsoft.com/office/word/2010/wordprocessingGroup" xmlns:wpi="http://schemas.microsoft.com/office/word/2010/wordprocessingInk" xmlns:wne="http://schemas.microsoft.com/office/word/2006/wordml" xmlns:wps="http://schemas.microsoft.com/office/word/2010/wordprocessingShape" mc:Ignorable="w14 w15 w16se w16cid w16 w16cex w16sdtdh w16sdtfl w16du wp14">
+  <w:abstractNum w:abstractNumId="0" w15:restartNumberingAfterBreak="0">
     <w:nsid w:val="0C11227F"/>
     <w:multiLevelType w:val="multilevel"/>
     <w:tmpl w:val="FC6A1E18"/>
@@ -4538,14 +4623,14 @@
       </w:rPr>
     </w:lvl>
   </w:abstractNum>
-  <w:num w:numId="1">
+  <w:num w:numId="1" w16cid:durableId="44452712">
     <w:abstractNumId w:val="0"/>
   </w:num>
 </w:numbering>
 </file>
 
 <file path=word/styles.xml><?xml version="1.0" encoding="utf-8"?>
-<w:styles xmlns:r="http://schemas.openxmlformats.org/officeDocument/2006/relationships" xmlns:w="http://schemas.openxmlformats.org/wordprocessingml/2006/main">
+<w:styles xmlns:mc="http://schemas.openxmlformats.org/markup-compatibility/2006" xmlns:r="http://schemas.openxmlformats.org/officeDocument/2006/relationships" xmlns:w="http://schemas.openxmlformats.org/wordprocessingml/2006/main" xmlns:w14="http://schemas.microsoft.com/office/word/2010/wordml" xmlns:w15="http://schemas.microsoft.com/office/word/2012/wordml" xmlns:w16cex="http://schemas.microsoft.com/office/word/2018/wordml/cex" xmlns:w16cid="http://schemas.microsoft.com/office/word/2016/wordml/cid" xmlns:w16="http://schemas.microsoft.com/office/word/2018/wordml" xmlns:w16du="http://schemas.microsoft.com/office/word/2023/wordml/word16du" xmlns:w16sdtdh="http://schemas.microsoft.com/office/word/2020/wordml/sdtdatahash" xmlns:w16sdtfl="http://schemas.microsoft.com/office/word/2024/wordml/sdtformatlock" xmlns:w16se="http://schemas.microsoft.com/office/word/2015/wordml/symex" mc:Ignorable="w14 w15 w16se w16cid w16 w16cex w16sdtdh w16sdtfl w16du">
   <w:docDefaults>
     <w:rPrDefault>
       <w:rPr>
@@ -4555,7 +4640,7 @@
     </w:rPrDefault>
     <w:pPrDefault/>
   </w:docDefaults>
-  <w:latentStyles w:defLockedState="0" w:defUIPriority="0" w:defSemiHidden="0" w:defUnhideWhenUsed="0" w:defQFormat="0" w:count="267">
+  <w:latentStyles w:defLockedState="0" w:defUIPriority="0" w:defSemiHidden="0" w:defUnhideWhenUsed="0" w:defQFormat="0" w:count="376">
     <w:lsdException w:name="Normal" w:qFormat="1"/>
     <w:lsdException w:name="heading 1" w:qFormat="1"/>
     <w:lsdException w:name="heading 2" w:semiHidden="1" w:unhideWhenUsed="1" w:qFormat="1"/>
@@ -4571,6 +4656,50 @@
     <w:lsdException w:name="Subtitle" w:qFormat="1"/>
     <w:lsdException w:name="Strong" w:qFormat="1"/>
     <w:lsdException w:name="Emphasis" w:qFormat="1"/>
+    <w:lsdException w:name="Normal Table" w:semiHidden="1" w:unhideWhenUsed="1"/>
+    <w:lsdException w:name="Table Simple 1" w:semiHidden="1" w:unhideWhenUsed="1"/>
+    <w:lsdException w:name="Table Simple 2" w:semiHidden="1" w:unhideWhenUsed="1"/>
+    <w:lsdException w:name="Table Simple 3" w:semiHidden="1" w:unhideWhenUsed="1"/>
+    <w:lsdException w:name="Table Classic 1" w:semiHidden="1" w:unhideWhenUsed="1"/>
+    <w:lsdException w:name="Table Classic 2" w:semiHidden="1" w:unhideWhenUsed="1"/>
+    <w:lsdException w:name="Table Classic 3" w:semiHidden="1" w:unhideWhenUsed="1"/>
+    <w:lsdException w:name="Table Classic 4" w:semiHidden="1" w:unhideWhenUsed="1"/>
+    <w:lsdException w:name="Table Colorful 1" w:semiHidden="1" w:unhideWhenUsed="1"/>
+    <w:lsdException w:name="Table Colorful 2" w:semiHidden="1" w:unhideWhenUsed="1"/>
+    <w:lsdException w:name="Table Colorful 3" w:semiHidden="1" w:unhideWhenUsed="1"/>
+    <w:lsdException w:name="Table Columns 1" w:semiHidden="1" w:unhideWhenUsed="1"/>
+    <w:lsdException w:name="Table Columns 2" w:semiHidden="1" w:unhideWhenUsed="1"/>
+    <w:lsdException w:name="Table Columns 3" w:semiHidden="1" w:unhideWhenUsed="1"/>
+    <w:lsdException w:name="Table Columns 4" w:semiHidden="1" w:unhideWhenUsed="1"/>
+    <w:lsdException w:name="Table Columns 5" w:semiHidden="1" w:unhideWhenUsed="1"/>
+    <w:lsdException w:name="Table Grid 1" w:semiHidden="1" w:unhideWhenUsed="1"/>
+    <w:lsdException w:name="Table Grid 2" w:semiHidden="1" w:unhideWhenUsed="1"/>
+    <w:lsdException w:name="Table Grid 3" w:semiHidden="1" w:unhideWhenUsed="1"/>
+    <w:lsdException w:name="Table Grid 4" w:semiHidden="1" w:unhideWhenUsed="1"/>
+    <w:lsdException w:name="Table Grid 5" w:semiHidden="1" w:unhideWhenUsed="1"/>
+    <w:lsdException w:name="Table Grid 6" w:semiHidden="1" w:unhideWhenUsed="1"/>
+    <w:lsdException w:name="Table Grid 7" w:semiHidden="1" w:unhideWhenUsed="1"/>
+    <w:lsdException w:name="Table Grid 8" w:semiHidden="1" w:unhideWhenUsed="1"/>
+    <w:lsdException w:name="Table List 1" w:semiHidden="1" w:unhideWhenUsed="1"/>
+    <w:lsdException w:name="Table List 2" w:semiHidden="1" w:unhideWhenUsed="1"/>
+    <w:lsdException w:name="Table List 3" w:semiHidden="1" w:unhideWhenUsed="1"/>
+    <w:lsdException w:name="Table List 4" w:semiHidden="1" w:unhideWhenUsed="1"/>
+    <w:lsdException w:name="Table List 5" w:semiHidden="1" w:unhideWhenUsed="1"/>
+    <w:lsdException w:name="Table List 6" w:semiHidden="1" w:unhideWhenUsed="1"/>
+    <w:lsdException w:name="Table List 7" w:semiHidden="1" w:unhideWhenUsed="1"/>
+    <w:lsdException w:name="Table List 8" w:semiHidden="1" w:unhideWhenUsed="1"/>
+    <w:lsdException w:name="Table 3D effects 1" w:semiHidden="1" w:unhideWhenUsed="1"/>
+    <w:lsdException w:name="Table 3D effects 2" w:semiHidden="1" w:unhideWhenUsed="1"/>
+    <w:lsdException w:name="Table 3D effects 3" w:semiHidden="1" w:unhideWhenUsed="1"/>
+    <w:lsdException w:name="Table Contemporary" w:semiHidden="1" w:unhideWhenUsed="1"/>
+    <w:lsdException w:name="Table Elegant" w:semiHidden="1" w:unhideWhenUsed="1"/>
+    <w:lsdException w:name="Table Professional" w:semiHidden="1" w:unhideWhenUsed="1"/>
+    <w:lsdException w:name="Table Subtle 1" w:semiHidden="1" w:unhideWhenUsed="1"/>
+    <w:lsdException w:name="Table Subtle 2" w:semiHidden="1" w:unhideWhenUsed="1"/>
+    <w:lsdException w:name="Table Web 1" w:semiHidden="1" w:unhideWhenUsed="1"/>
+    <w:lsdException w:name="Table Web 2" w:semiHidden="1" w:unhideWhenUsed="1"/>
+    <w:lsdException w:name="Table Web 3" w:semiHidden="1" w:unhideWhenUsed="1"/>
+    <w:lsdException w:name="Table Theme" w:semiHidden="1" w:unhideWhenUsed="1"/>
     <w:lsdException w:name="Placeholder Text" w:semiHidden="1" w:uiPriority="99"/>
     <w:lsdException w:name="No Spacing" w:uiPriority="1" w:qFormat="1"/>
     <w:lsdException w:name="Light Shading" w:uiPriority="60"/>
@@ -4682,8 +4811,117 @@
     <w:lsdException w:name="Book Title" w:uiPriority="33" w:qFormat="1"/>
     <w:lsdException w:name="Bibliography" w:semiHidden="1" w:uiPriority="37" w:unhideWhenUsed="1"/>
     <w:lsdException w:name="TOC Heading" w:semiHidden="1" w:uiPriority="39" w:unhideWhenUsed="1" w:qFormat="1"/>
+    <w:lsdException w:name="Plain Table 1" w:uiPriority="41"/>
+    <w:lsdException w:name="Plain Table 2" w:uiPriority="42"/>
+    <w:lsdException w:name="Plain Table 3" w:uiPriority="43"/>
+    <w:lsdException w:name="Plain Table 4" w:uiPriority="44"/>
+    <w:lsdException w:name="Plain Table 5" w:uiPriority="45"/>
+    <w:lsdException w:name="Grid Table Light" w:uiPriority="40"/>
+    <w:lsdException w:name="Grid Table 1 Light" w:uiPriority="46"/>
+    <w:lsdException w:name="Grid Table 2" w:uiPriority="47"/>
+    <w:lsdException w:name="Grid Table 3" w:uiPriority="48"/>
+    <w:lsdException w:name="Grid Table 4" w:uiPriority="49"/>
+    <w:lsdException w:name="Grid Table 5 Dark" w:uiPriority="50"/>
+    <w:lsdException w:name="Grid Table 6 Colorful" w:uiPriority="51"/>
+    <w:lsdException w:name="Grid Table 7 Colorful" w:uiPriority="52"/>
+    <w:lsdException w:name="Grid Table 1 Light Accent 1" w:uiPriority="46"/>
+    <w:lsdException w:name="Grid Table 2 Accent 1" w:uiPriority="47"/>
+    <w:lsdException w:name="Grid Table 3 Accent 1" w:uiPriority="48"/>
+    <w:lsdException w:name="Grid Table 4 Accent 1" w:uiPriority="49"/>
+    <w:lsdException w:name="Grid Table 5 Dark Accent 1" w:uiPriority="50"/>
+    <w:lsdException w:name="Grid Table 6 Colorful Accent 1" w:uiPriority="51"/>
+    <w:lsdException w:name="Grid Table 7 Colorful Accent 1" w:uiPriority="52"/>
+    <w:lsdException w:name="Grid Table 1 Light Accent 2" w:uiPriority="46"/>
+    <w:lsdException w:name="Grid Table 2 Accent 2" w:uiPriority="47"/>
+    <w:lsdException w:name="Grid Table 3 Accent 2" w:uiPriority="48"/>
+    <w:lsdException w:name="Grid Table 4 Accent 2" w:uiPriority="49"/>
+    <w:lsdException w:name="Grid Table 5 Dark Accent 2" w:uiPriority="50"/>
+    <w:lsdException w:name="Grid Table 6 Colorful Accent 2" w:uiPriority="51"/>
+    <w:lsdException w:name="Grid Table 7 Colorful Accent 2" w:uiPriority="52"/>
+    <w:lsdException w:name="Grid Table 1 Light Accent 3" w:uiPriority="46"/>
+    <w:lsdException w:name="Grid Table 2 Accent 3" w:uiPriority="47"/>
+    <w:lsdException w:name="Grid Table 3 Accent 3" w:uiPriority="48"/>
+    <w:lsdException w:name="Grid Table 4 Accent 3" w:uiPriority="49"/>
+    <w:lsdException w:name="Grid Table 5 Dark Accent 3" w:uiPriority="50"/>
+    <w:lsdException w:name="Grid Table 6 Colorful Accent 3" w:uiPriority="51"/>
+    <w:lsdException w:name="Grid Table 7 Colorful Accent 3" w:uiPriority="52"/>
+    <w:lsdException w:name="Grid Table 1 Light Accent 4" w:uiPriority="46"/>
+    <w:lsdException w:name="Grid Table 2 Accent 4" w:uiPriority="47"/>
+    <w:lsdException w:name="Grid Table 3 Accent 4" w:uiPriority="48"/>
+    <w:lsdException w:name="Grid Table 4 Accent 4" w:uiPriority="49"/>
+    <w:lsdException w:name="Grid Table 5 Dark Accent 4" w:uiPriority="50"/>
+    <w:lsdException w:name="Grid Table 6 Colorful Accent 4" w:uiPriority="51"/>
+    <w:lsdException w:name="Grid Table 7 Colorful Accent 4" w:uiPriority="52"/>
+    <w:lsdException w:name="Grid Table 1 Light Accent 5" w:uiPriority="46"/>
+    <w:lsdException w:name="Grid Table 2 Accent 5" w:uiPriority="47"/>
+    <w:lsdException w:name="Grid Table 3 Accent 5" w:uiPriority="48"/>
+    <w:lsdException w:name="Grid Table 4 Accent 5" w:uiPriority="49"/>
+    <w:lsdException w:name="Grid Table 5 Dark Accent 5" w:uiPriority="50"/>
+    <w:lsdException w:name="Grid Table 6 Colorful Accent 5" w:uiPriority="51"/>
+    <w:lsdException w:name="Grid Table 7 Colorful Accent 5" w:uiPriority="52"/>
+    <w:lsdException w:name="Grid Table 1 Light Accent 6" w:uiPriority="46"/>
+    <w:lsdException w:name="Grid Table 2 Accent 6" w:uiPriority="47"/>
+    <w:lsdException w:name="Grid Table 3 Accent 6" w:uiPriority="48"/>
+    <w:lsdException w:name="Grid Table 4 Accent 6" w:uiPriority="49"/>
+    <w:lsdException w:name="Grid Table 5 Dark Accent 6" w:uiPriority="50"/>
+    <w:lsdException w:name="Grid Table 6 Colorful Accent 6" w:uiPriority="51"/>
+    <w:lsdException w:name="Grid Table 7 Colorful Accent 6" w:uiPriority="52"/>
+    <w:lsdException w:name="List Table 1 Light" w:uiPriority="46"/>
+    <w:lsdException w:name="List Table 2" w:uiPriority="47"/>
+    <w:lsdException w:name="List Table 3" w:uiPriority="48"/>
+    <w:lsdException w:name="List Table 4" w:uiPriority="49"/>
+    <w:lsdException w:name="List Table 5 Dark" w:uiPriority="50"/>
+    <w:lsdException w:name="List Table 6 Colorful" w:uiPriority="51"/>
+    <w:lsdException w:name="List Table 7 Colorful" w:uiPriority="52"/>
+    <w:lsdException w:name="List Table 1 Light Accent 1" w:uiPriority="46"/>
+    <w:lsdException w:name="List Table 2 Accent 1" w:uiPriority="47"/>
+    <w:lsdException w:name="List Table 3 Accent 1" w:uiPriority="48"/>
+    <w:lsdException w:name="List Table 4 Accent 1" w:uiPriority="49"/>
+    <w:lsdException w:name="List Table 5 Dark Accent 1" w:uiPriority="50"/>
+    <w:lsdException w:name="List Table 6 Colorful Accent 1" w:uiPriority="51"/>
+    <w:lsdException w:name="List Table 7 Colorful Accent 1" w:uiPriority="52"/>
+    <w:lsdException w:name="List Table 1 Light Accent 2" w:uiPriority="46"/>
+    <w:lsdException w:name="List Table 2 Accent 2" w:uiPriority="47"/>
+    <w:lsdException w:name="List Table 3 Accent 2" w:uiPriority="48"/>
+    <w:lsdException w:name="List Table 4 Accent 2" w:uiPriority="49"/>
+    <w:lsdException w:name="List Table 5 Dark Accent 2" w:uiPriority="50"/>
+    <w:lsdException w:name="List Table 6 Colorful Accent 2" w:uiPriority="51"/>
+    <w:lsdException w:name="List Table 7 Colorful Accent 2" w:uiPriority="52"/>
+    <w:lsdException w:name="List Table 1 Light Accent 3" w:uiPriority="46"/>
+    <w:lsdException w:name="List Table 2 Accent 3" w:uiPriority="47"/>
+    <w:lsdException w:name="List Table 3 Accent 3" w:uiPriority="48"/>
+    <w:lsdException w:name="List Table 4 Accent 3" w:uiPriority="49"/>
+    <w:lsdException w:name="List Table 5 Dark Accent 3" w:uiPriority="50"/>
+    <w:lsdException w:name="List Table 6 Colorful Accent 3" w:uiPriority="51"/>
+    <w:lsdException w:name="List Table 7 Colorful Accent 3" w:uiPriority="52"/>
+    <w:lsdException w:name="List Table 1 Light Accent 4" w:uiPriority="46"/>
+    <w:lsdException w:name="List Table 2 Accent 4" w:uiPriority="47"/>
+    <w:lsdException w:name="List Table 3 Accent 4" w:uiPriority="48"/>
+    <w:lsdException w:name="List Table 4 Accent 4" w:uiPriority="49"/>
+    <w:lsdException w:name="List Table 5 Dark Accent 4" w:uiPriority="50"/>
+    <w:lsdException w:name="List Table 6 Colorful Accent 4" w:uiPriority="51"/>
+    <w:lsdException w:name="List Table 7 Colorful Accent 4" w:uiPriority="52"/>
+    <w:lsdException w:name="List Table 1 Light Accent 5" w:uiPriority="46"/>
+    <w:lsdException w:name="List Table 2 Accent 5" w:uiPriority="47"/>
+    <w:lsdException w:name="List Table 3 Accent 5" w:uiPriority="48"/>
+    <w:lsdException w:name="List Table 4 Accent 5" w:uiPriority="49"/>
+    <w:lsdException w:name="List Table 5 Dark Accent 5" w:uiPriority="50"/>
+    <w:lsdException w:name="List Table 6 Colorful Accent 5" w:uiPriority="51"/>
+    <w:lsdException w:name="List Table 7 Colorful Accent 5" w:uiPriority="52"/>
+    <w:lsdException w:name="List Table 1 Light Accent 6" w:uiPriority="46"/>
+    <w:lsdException w:name="List Table 2 Accent 6" w:uiPriority="47"/>
+    <w:lsdException w:name="List Table 3 Accent 6" w:uiPriority="48"/>
+    <w:lsdException w:name="List Table 4 Accent 6" w:uiPriority="49"/>
+    <w:lsdException w:name="List Table 5 Dark Accent 6" w:uiPriority="50"/>
+    <w:lsdException w:name="List Table 6 Colorful Accent 6" w:uiPriority="51"/>
+    <w:lsdException w:name="List Table 7 Colorful Accent 6" w:uiPriority="52"/>
+    <w:lsdException w:name="Mention" w:semiHidden="1" w:uiPriority="99" w:unhideWhenUsed="1"/>
+    <w:lsdException w:name="Smart Hyperlink" w:semiHidden="1" w:uiPriority="99" w:unhideWhenUsed="1"/>
+    <w:lsdException w:name="Hashtag" w:semiHidden="1" w:uiPriority="99" w:unhideWhenUsed="1"/>
+    <w:lsdException w:name="Unresolved Mention" w:semiHidden="1" w:uiPriority="99" w:unhideWhenUsed="1"/>
+    <w:lsdException w:name="Smart Link" w:semiHidden="1" w:uiPriority="99" w:unhideWhenUsed="1"/>
   </w:latentStyles>
-  <w:style w:type="paragraph" w:default="1" w:styleId="a">
+  <w:style w:type="paragraph" w:default="1" w:styleId="Normal">
     <w:name w:val="Normal"/>
     <w:qFormat/>
     <w:rsid w:val="00B807B4"/>
@@ -4692,10 +4930,10 @@
       <w:szCs w:val="24"/>
     </w:rPr>
   </w:style>
-  <w:style w:type="paragraph" w:styleId="1">
+  <w:style w:type="paragraph" w:styleId="Heading1">
     <w:name w:val="heading 1"/>
-    <w:basedOn w:val="a"/>
-    <w:next w:val="a"/>
+    <w:basedOn w:val="Normal"/>
+    <w:next w:val="Normal"/>
     <w:qFormat/>
     <w:rsid w:val="00B807B4"/>
     <w:pPr>
@@ -4709,18 +4947,17 @@
       <w:lang w:val="en-US"/>
     </w:rPr>
   </w:style>
-  <w:style w:type="character" w:default="1" w:styleId="a0">
+  <w:style w:type="character" w:default="1" w:styleId="DefaultParagraphFont">
     <w:name w:val="Default Paragraph Font"/>
     <w:uiPriority w:val="1"/>
     <w:semiHidden/>
     <w:unhideWhenUsed/>
   </w:style>
-  <w:style w:type="table" w:default="1" w:styleId="a1">
+  <w:style w:type="table" w:default="1" w:styleId="TableNormal">
     <w:name w:val="Normal Table"/>
     <w:uiPriority w:val="99"/>
     <w:semiHidden/>
     <w:unhideWhenUsed/>
-    <w:qFormat/>
     <w:tblPr>
       <w:tblInd w:w="0" w:type="dxa"/>
       <w:tblCellMar>
@@ -4731,15 +4968,15 @@
       </w:tblCellMar>
     </w:tblPr>
   </w:style>
-  <w:style w:type="numbering" w:default="1" w:styleId="a2">
+  <w:style w:type="numbering" w:default="1" w:styleId="NoList">
     <w:name w:val="No List"/>
     <w:uiPriority w:val="99"/>
     <w:semiHidden/>
     <w:unhideWhenUsed/>
   </w:style>
-  <w:style w:type="paragraph" w:styleId="a3">
+  <w:style w:type="paragraph" w:styleId="Header">
     <w:name w:val="header"/>
-    <w:basedOn w:val="a"/>
+    <w:basedOn w:val="Normal"/>
     <w:rsid w:val="00B807B4"/>
     <w:pPr>
       <w:tabs>
@@ -4748,9 +4985,9 @@
       </w:tabs>
     </w:pPr>
   </w:style>
-  <w:style w:type="paragraph" w:styleId="a4">
+  <w:style w:type="paragraph" w:styleId="Footer">
     <w:name w:val="footer"/>
-    <w:basedOn w:val="a"/>
+    <w:basedOn w:val="Normal"/>
     <w:rsid w:val="00B807B4"/>
     <w:pPr>
       <w:tabs>
@@ -4759,9 +4996,9 @@
       </w:tabs>
     </w:pPr>
   </w:style>
-  <w:style w:type="paragraph" w:styleId="a5">
+  <w:style w:type="paragraph" w:styleId="BodyText">
     <w:name w:val="Body Text"/>
-    <w:basedOn w:val="a"/>
+    <w:basedOn w:val="Normal"/>
     <w:rsid w:val="00B807B4"/>
     <w:pPr>
       <w:jc w:val="center"/>
@@ -4770,9 +5007,9 @@
       <w:b/>
     </w:rPr>
   </w:style>
-  <w:style w:type="paragraph" w:styleId="2">
+  <w:style w:type="paragraph" w:styleId="BodyText2">
     <w:name w:val="Body Text 2"/>
-    <w:basedOn w:val="a"/>
+    <w:basedOn w:val="Normal"/>
     <w:rsid w:val="00B807B4"/>
     <w:pPr>
       <w:jc w:val="both"/>
@@ -4782,9 +5019,9 @@
       <w:u w:val="single"/>
     </w:rPr>
   </w:style>
-  <w:style w:type="paragraph" w:styleId="3">
+  <w:style w:type="paragraph" w:styleId="BodyText3">
     <w:name w:val="Body Text 3"/>
-    <w:basedOn w:val="a"/>
+    <w:basedOn w:val="Normal"/>
     <w:rsid w:val="00B807B4"/>
     <w:pPr>
       <w:jc w:val="both"/>
@@ -4795,9 +5032,9 @@
       <w:sz w:val="22"/>
     </w:rPr>
   </w:style>
-  <w:style w:type="character" w:styleId="a6">
+  <w:style w:type="character" w:styleId="PageNumber">
     <w:name w:val="page number"/>
-    <w:basedOn w:val="a0"/>
+    <w:basedOn w:val="DefaultParagraphFont"/>
     <w:rsid w:val="00B807B4"/>
   </w:style>
 </w:styles>
